--- a/docs/files/resume-kim-myeongjun.docx
+++ b/docs/files/resume-kim-myeongjun.docx
@@ -122,8 +122,8 @@
         </w:tblBorders>
       </w:tblPr>
       <w:tblGrid>
-        <w:gridCol w:w="2088"/>
-        <w:gridCol w:w="7560"/>
+        <w:gridCol w:w="2016"/>
+        <w:gridCol w:w="7200"/>
       </w:tblGrid>
       <w:tr>
         <w:trPr>
@@ -131,7 +131,7 @@
         </w:trPr>
         <w:tc>
           <w:tcPr>
-            <w:tcW w:type="dxa" w:w="4997"/>
+            <w:tcW w:type="dxa" w:w="4830"/>
             <w:shd w:fill="1D4ED8"/>
             <w:tcMar>
               <w:top w:w="120" w:type="dxa"/>
@@ -155,7 +155,7 @@
         </w:tc>
         <w:tc>
           <w:tcPr>
-            <w:tcW w:type="dxa" w:w="4997"/>
+            <w:tcW w:type="dxa" w:w="4830"/>
             <w:shd w:fill="1D4ED8"/>
             <w:tcMar>
               <w:top w:w="120" w:type="dxa"/>
@@ -181,7 +181,7 @@
       <w:tr>
         <w:tc>
           <w:tcPr>
-            <w:tcW w:type="dxa" w:w="2088"/>
+            <w:tcW w:type="dxa" w:w="2016"/>
             <w:tcMar>
               <w:top w:w="120" w:type="dxa"/>
               <w:start w:w="140" w:type="dxa"/>
@@ -202,7 +202,7 @@
         </w:tc>
         <w:tc>
           <w:tcPr>
-            <w:tcW w:type="dxa" w:w="7560"/>
+            <w:tcW w:type="dxa" w:w="7200"/>
             <w:tcMar>
               <w:top w:w="120" w:type="dxa"/>
               <w:start w:w="140" w:type="dxa"/>
@@ -225,7 +225,7 @@
       <w:tr>
         <w:tc>
           <w:tcPr>
-            <w:tcW w:type="dxa" w:w="2088"/>
+            <w:tcW w:type="dxa" w:w="2016"/>
             <w:shd w:fill="F5F7FA"/>
             <w:tcMar>
               <w:top w:w="120" w:type="dxa"/>
@@ -247,7 +247,7 @@
         </w:tc>
         <w:tc>
           <w:tcPr>
-            <w:tcW w:type="dxa" w:w="7560"/>
+            <w:tcW w:type="dxa" w:w="7200"/>
             <w:shd w:fill="F5F7FA"/>
             <w:tcMar>
               <w:top w:w="120" w:type="dxa"/>
@@ -271,7 +271,7 @@
       <w:tr>
         <w:tc>
           <w:tcPr>
-            <w:tcW w:type="dxa" w:w="2088"/>
+            <w:tcW w:type="dxa" w:w="2016"/>
             <w:tcMar>
               <w:top w:w="120" w:type="dxa"/>
               <w:start w:w="140" w:type="dxa"/>
@@ -292,7 +292,7 @@
         </w:tc>
         <w:tc>
           <w:tcPr>
-            <w:tcW w:type="dxa" w:w="7560"/>
+            <w:tcW w:type="dxa" w:w="7200"/>
             <w:tcMar>
               <w:top w:w="120" w:type="dxa"/>
               <w:start w:w="140" w:type="dxa"/>
@@ -315,7 +315,7 @@
       <w:tr>
         <w:tc>
           <w:tcPr>
-            <w:tcW w:type="dxa" w:w="2088"/>
+            <w:tcW w:type="dxa" w:w="2016"/>
             <w:shd w:fill="F5F7FA"/>
             <w:tcMar>
               <w:top w:w="120" w:type="dxa"/>
@@ -337,7 +337,7 @@
         </w:tc>
         <w:tc>
           <w:tcPr>
-            <w:tcW w:type="dxa" w:w="7560"/>
+            <w:tcW w:type="dxa" w:w="7200"/>
             <w:shd w:fill="F5F7FA"/>
             <w:tcMar>
               <w:top w:w="120" w:type="dxa"/>
@@ -692,7 +692,7 @@
       </w:hyperlink>
     </w:p>
     <w:sectPr>
-      <w:pgSz w:w="12240" w:h="15840"/>
+      <w:pgSz w:w="11906" w:h="16838"/>
       <w:pgMar w:top="1037" w:right="1123" w:bottom="1037" w:left="1123" w:header="720" w:footer="720" w:gutter="0"/>
       <w:cols w:space="720"/>
       <w:docGrid w:linePitch="360"/>

--- a/docs/files/resume-kim-myeongjun.docx
+++ b/docs/files/resume-kim-myeongjun.docx
@@ -21,7 +21,7 @@
           <w:color w:val="57534E"/>
           <w:sz w:val="22"/>
         </w:rPr>
-        <w:t>김명준</w:t>
+        <w:t>김명준  ·  신입 풀스택 개발자</w:t>
       </w:r>
     </w:p>
     <w:p>
@@ -34,6 +34,80 @@
           <w:sz w:val="22"/>
         </w:rPr>
         <w:t>프론트엔드와 백엔드, 배포를 경험했고 네트워크와 보안까지 학습 범위를 넓히고 있습니다.</w:t>
+      </w:r>
+    </w:p>
+    <w:p>
+      <w:pPr>
+        <w:pStyle w:val="Heading1"/>
+      </w:pPr>
+      <w:r>
+        <w:t>핵심 역량</w:t>
+      </w:r>
+    </w:p>
+    <w:p>
+      <w:pPr>
+        <w:spacing w:after="100"/>
+        <w:ind w:left="230" w:hanging="230"/>
+      </w:pPr>
+      <w:r>
+        <w:rPr>
+          <w:rFonts w:ascii="Malgun Gothic" w:hAnsi="Malgun Gothic" w:eastAsia="Malgun Gothic"/>
+          <w:b/>
+          <w:color w:val="1D4ED8"/>
+          <w:sz w:val="21"/>
+        </w:rPr>
+        <w:t xml:space="preserve">· </w:t>
+      </w:r>
+      <w:r>
+        <w:rPr>
+          <w:rFonts w:ascii="Malgun Gothic" w:hAnsi="Malgun Gothic" w:eastAsia="Malgun Gothic"/>
+          <w:sz w:val="21"/>
+        </w:rPr>
+        <w:t>4인 팀의 팀장으로 이슈 152개와 PR 266개를 운영하고 그중 72개를 직접 리뷰했으며, React·Spring Boot 서비스를 Ubuntu·Docker·Nginx·HTTPS 환경에 직접 배포했습니다.</w:t>
+      </w:r>
+    </w:p>
+    <w:p>
+      <w:pPr>
+        <w:spacing w:after="100"/>
+        <w:ind w:left="230" w:hanging="230"/>
+      </w:pPr>
+      <w:r>
+        <w:rPr>
+          <w:rFonts w:ascii="Malgun Gothic" w:hAnsi="Malgun Gothic" w:eastAsia="Malgun Gothic"/>
+          <w:b/>
+          <w:color w:val="1D4ED8"/>
+          <w:sz w:val="21"/>
+        </w:rPr>
+        <w:t xml:space="preserve">· </w:t>
+      </w:r>
+      <w:r>
+        <w:rPr>
+          <w:rFonts w:ascii="Malgun Gothic" w:hAnsi="Malgun Gothic" w:eastAsia="Malgun Gothic"/>
+          <w:sz w:val="21"/>
+        </w:rPr>
+        <w:t>WebAuthn 패스키 인증을 설계·구현해 판정 기준 47개를 모두 충족하고 자동 테스트 50개를 통과했으며, 공개 화면의 비밀번호 입력 칸을 0개로 유지했습니다.</w:t>
+      </w:r>
+    </w:p>
+    <w:p>
+      <w:pPr>
+        <w:spacing w:after="100"/>
+        <w:ind w:left="230" w:hanging="230"/>
+      </w:pPr>
+      <w:r>
+        <w:rPr>
+          <w:rFonts w:ascii="Malgun Gothic" w:hAnsi="Malgun Gothic" w:eastAsia="Malgun Gothic"/>
+          <w:b/>
+          <w:color w:val="1D4ED8"/>
+          <w:sz w:val="21"/>
+        </w:rPr>
+        <w:t xml:space="preserve">· </w:t>
+      </w:r>
+      <w:r>
+        <w:rPr>
+          <w:rFonts w:ascii="Malgun Gothic" w:hAnsi="Malgun Gothic" w:eastAsia="Malgun Gothic"/>
+          <w:sz w:val="21"/>
+        </w:rPr>
+        <w:t>CICIDS2017 2,830,743건으로 분할 방식에 따른 탐지 성능 격차(Macro F1 0.9979 → 0.3871)를 검증하고 재현 자료와 논문을 공개했습니다.</w:t>
       </w:r>
     </w:p>
     <w:p>
@@ -78,6 +152,18 @@
       </w:hyperlink>
     </w:p>
     <w:p>
+      <w:hyperlink r:id="rId10">
+        <w:r>
+          <w:rPr>
+            <w:rFonts w:ascii="Malgun Gothic" w:hAnsi="Malgun Gothic" w:eastAsia="Malgun Gothic"/>
+            <w:color w:val="1D4ED8"/>
+            <w:u w:val="single"/>
+          </w:rPr>
+          <w:t>공개 소개 사이트</w:t>
+        </w:r>
+      </w:hyperlink>
+    </w:p>
+    <w:p>
       <w:pPr>
         <w:pStyle w:val="Heading1"/>
       </w:pPr>
@@ -96,6 +182,19 @@
       </w:r>
       <w:r>
         <w:t xml:space="preserve">  2026.08 - 2026.11</w:t>
+      </w:r>
+    </w:p>
+    <w:p>
+      <w:r>
+        <w:rPr>
+          <w:rFonts w:ascii="Malgun Gothic" w:hAnsi="Malgun Gothic" w:eastAsia="Malgun Gothic"/>
+          <w:b/>
+          <w:sz w:val="22"/>
+        </w:rPr>
+        <w:t>컴퓨터소프트웨어공학 학사</w:t>
+      </w:r>
+      <w:r>
+        <w:t xml:space="preserve">  2025년 졸업</w:t>
       </w:r>
     </w:p>
     <w:p>
@@ -428,6 +527,27 @@
           <w:color w:val="57534E"/>
           <w:sz w:val="21"/>
         </w:rPr>
+        <w:t xml:space="preserve">담당  </w:t>
+      </w:r>
+      <w:r>
+        <w:rPr>
+          <w:rFonts w:ascii="Malgun Gothic" w:hAnsi="Malgun Gothic" w:eastAsia="Malgun Gothic"/>
+          <w:sz w:val="21"/>
+        </w:rPr>
+        <w:t>서비스 구조 설계, React 화면과 Spring Boot API 구현, Ubuntu·Docker·Nginx·HTTPS 배포, 이슈와 코드 리뷰 운영</w:t>
+      </w:r>
+    </w:p>
+    <w:p>
+      <w:pPr>
+        <w:spacing w:after="60"/>
+      </w:pPr>
+      <w:r>
+        <w:rPr>
+          <w:rFonts w:ascii="Malgun Gothic" w:hAnsi="Malgun Gothic" w:eastAsia="Malgun Gothic"/>
+          <w:b/>
+          <w:color w:val="57534E"/>
+          <w:sz w:val="21"/>
+        </w:rPr>
         <w:t xml:space="preserve">핵심 결과  </w:t>
       </w:r>
       <w:r>
@@ -460,7 +580,7 @@
       </w:r>
     </w:p>
     <w:p>
-      <w:hyperlink r:id="rId10">
+      <w:hyperlink r:id="rId11">
         <w:r>
           <w:rPr>
             <w:rFonts w:ascii="Malgun Gothic" w:hAnsi="Malgun Gothic" w:eastAsia="Malgun Gothic"/>
@@ -472,7 +592,7 @@
       </w:hyperlink>
     </w:p>
     <w:p>
-      <w:hyperlink r:id="rId11">
+      <w:hyperlink r:id="rId12">
         <w:r>
           <w:rPr>
             <w:rFonts w:ascii="Malgun Gothic" w:hAnsi="Malgun Gothic" w:eastAsia="Malgun Gothic"/>
@@ -544,6 +664,27 @@
           <w:color w:val="57534E"/>
           <w:sz w:val="21"/>
         </w:rPr>
+        <w:t xml:space="preserve">담당  </w:t>
+      </w:r>
+      <w:r>
+        <w:rPr>
+          <w:rFonts w:ascii="Malgun Gothic" w:hAnsi="Malgun Gothic" w:eastAsia="Malgun Gothic"/>
+          <w:sz w:val="21"/>
+        </w:rPr>
+        <w:t>연구 설계, 데이터 감사, 세 모델 학습과 비교 실험, SHAP 설명 안정성 검증, 논문 작성과 재현 자료 공개</w:t>
+      </w:r>
+    </w:p>
+    <w:p>
+      <w:pPr>
+        <w:spacing w:after="60"/>
+      </w:pPr>
+      <w:r>
+        <w:rPr>
+          <w:rFonts w:ascii="Malgun Gothic" w:hAnsi="Malgun Gothic" w:eastAsia="Malgun Gothic"/>
+          <w:b/>
+          <w:color w:val="57534E"/>
+          <w:sz w:val="21"/>
+        </w:rPr>
         <w:t xml:space="preserve">핵심 결과  </w:t>
       </w:r>
       <w:r>
@@ -576,7 +717,19 @@
       </w:r>
     </w:p>
     <w:p>
-      <w:hyperlink r:id="rId12">
+      <w:hyperlink r:id="rId13">
+        <w:r>
+          <w:rPr>
+            <w:rFonts w:ascii="Malgun Gothic" w:hAnsi="Malgun Gothic" w:eastAsia="Malgun Gothic"/>
+            <w:color w:val="1D4ED8"/>
+            <w:u w:val="single"/>
+          </w:rPr>
+          <w:t>논문 읽기</w:t>
+        </w:r>
+      </w:hyperlink>
+    </w:p>
+    <w:p>
+      <w:hyperlink r:id="rId14">
         <w:r>
           <w:rPr>
             <w:rFonts w:ascii="Malgun Gothic" w:hAnsi="Malgun Gothic" w:eastAsia="Malgun Gothic"/>
@@ -648,6 +801,27 @@
           <w:color w:val="57534E"/>
           <w:sz w:val="21"/>
         </w:rPr>
+        <w:t xml:space="preserve">담당  </w:t>
+      </w:r>
+      <w:r>
+        <w:rPr>
+          <w:rFonts w:ascii="Malgun Gothic" w:hAnsi="Malgun Gothic" w:eastAsia="Malgun Gothic"/>
+          <w:sz w:val="21"/>
+        </w:rPr>
+        <w:t>WebAuthn 등록·로그인 흐름 설계와 구현, 세션과 Origin·CSRF 검증, 데이터베이스 설계, 공개 배포</w:t>
+      </w:r>
+    </w:p>
+    <w:p>
+      <w:pPr>
+        <w:spacing w:after="60"/>
+      </w:pPr>
+      <w:r>
+        <w:rPr>
+          <w:rFonts w:ascii="Malgun Gothic" w:hAnsi="Malgun Gothic" w:eastAsia="Malgun Gothic"/>
+          <w:b/>
+          <w:color w:val="57534E"/>
+          <w:sz w:val="21"/>
+        </w:rPr>
         <w:t xml:space="preserve">핵심 결과  </w:t>
       </w:r>
       <w:r>
@@ -680,7 +854,144 @@
       </w:r>
     </w:p>
     <w:p>
-      <w:hyperlink r:id="rId13">
+      <w:hyperlink r:id="rId15">
+        <w:r>
+          <w:rPr>
+            <w:rFonts w:ascii="Malgun Gothic" w:hAnsi="Malgun Gothic" w:eastAsia="Malgun Gothic"/>
+            <w:color w:val="1D4ED8"/>
+            <w:u w:val="single"/>
+          </w:rPr>
+          <w:t>공개 저장소</w:t>
+        </w:r>
+      </w:hyperlink>
+    </w:p>
+    <w:p>
+      <w:pPr>
+        <w:pStyle w:val="Heading2"/>
+      </w:pPr>
+      <w:r>
+        <w:t>3번 과제 · ALTER / EGO 카드 스튜디오</w:t>
+      </w:r>
+    </w:p>
+    <w:p>
+      <w:pPr>
+        <w:spacing w:after="60"/>
+      </w:pPr>
+      <w:r>
+        <w:rPr>
+          <w:rFonts w:ascii="Malgun Gothic" w:hAnsi="Malgun Gothic" w:eastAsia="Malgun Gothic"/>
+          <w:b/>
+          <w:color w:val="57534E"/>
+          <w:sz w:val="21"/>
+        </w:rPr>
+        <w:t xml:space="preserve">기간  </w:t>
+      </w:r>
+      <w:r>
+        <w:rPr>
+          <w:rFonts w:ascii="Malgun Gothic" w:hAnsi="Malgun Gothic" w:eastAsia="Malgun Gothic"/>
+          <w:sz w:val="21"/>
+        </w:rPr>
+        <w:t>2026.08</w:t>
+      </w:r>
+    </w:p>
+    <w:p>
+      <w:pPr>
+        <w:spacing w:after="60"/>
+      </w:pPr>
+      <w:r>
+        <w:rPr>
+          <w:rFonts w:ascii="Malgun Gothic" w:hAnsi="Malgun Gothic" w:eastAsia="Malgun Gothic"/>
+          <w:b/>
+          <w:color w:val="57534E"/>
+          <w:sz w:val="21"/>
+        </w:rPr>
+        <w:t xml:space="preserve">역할  </w:t>
+      </w:r>
+      <w:r>
+        <w:rPr>
+          <w:rFonts w:ascii="Malgun Gothic" w:hAnsi="Malgun Gothic" w:eastAsia="Malgun Gothic"/>
+          <w:sz w:val="21"/>
+        </w:rPr>
+        <w:t>기획 · 프론트엔드 구현 · 테스트 · 배포</w:t>
+      </w:r>
+    </w:p>
+    <w:p>
+      <w:pPr>
+        <w:spacing w:after="60"/>
+      </w:pPr>
+      <w:r>
+        <w:rPr>
+          <w:rFonts w:ascii="Malgun Gothic" w:hAnsi="Malgun Gothic" w:eastAsia="Malgun Gothic"/>
+          <w:b/>
+          <w:color w:val="57534E"/>
+          <w:sz w:val="21"/>
+        </w:rPr>
+        <w:t xml:space="preserve">담당  </w:t>
+      </w:r>
+      <w:r>
+        <w:rPr>
+          <w:rFonts w:ascii="Malgun Gothic" w:hAnsi="Malgun Gothic" w:eastAsia="Malgun Gothic"/>
+          <w:sz w:val="21"/>
+        </w:rPr>
+        <w:t>React 19·Vite 8 기반 편집기 전체 구현, Canvas 렌더링과 시대별 이미지 보정, 단위·E2E 테스트 작성, GitHub Pages 배포</w:t>
+      </w:r>
+    </w:p>
+    <w:p>
+      <w:pPr>
+        <w:spacing w:after="60"/>
+      </w:pPr>
+      <w:r>
+        <w:rPr>
+          <w:rFonts w:ascii="Malgun Gothic" w:hAnsi="Malgun Gothic" w:eastAsia="Malgun Gothic"/>
+          <w:b/>
+          <w:color w:val="57534E"/>
+          <w:sz w:val="21"/>
+        </w:rPr>
+        <w:t xml:space="preserve">핵심 결과  </w:t>
+      </w:r>
+      <w:r>
+        <w:rPr>
+          <w:rFonts w:ascii="Malgun Gothic" w:hAnsi="Malgun Gothic" w:eastAsia="Malgun Gothic"/>
+          <w:sz w:val="21"/>
+        </w:rPr>
+        <w:t>런타임 의존성을 2개로 유지하면서 단위 테스트 70개와 실제 브라우저 E2E 28개로 픽셀·모바일·상호작용·대비를 검사하고 GitHub Pages에 공개했습니다.</w:t>
+      </w:r>
+    </w:p>
+    <w:p>
+      <w:pPr>
+        <w:spacing w:after="60"/>
+      </w:pPr>
+      <w:r>
+        <w:rPr>
+          <w:rFonts w:ascii="Malgun Gothic" w:hAnsi="Malgun Gothic" w:eastAsia="Malgun Gothic"/>
+          <w:b/>
+          <w:color w:val="57534E"/>
+          <w:sz w:val="21"/>
+        </w:rPr>
+        <w:t xml:space="preserve">기술  </w:t>
+      </w:r>
+      <w:r>
+        <w:rPr>
+          <w:rFonts w:ascii="Malgun Gothic" w:hAnsi="Malgun Gothic" w:eastAsia="Malgun Gothic"/>
+          <w:sz w:val="21"/>
+        </w:rPr>
+        <w:t>React 19 · Vite 8 · Canvas API · Playwright</w:t>
+      </w:r>
+    </w:p>
+    <w:p>
+      <w:hyperlink r:id="rId16">
+        <w:r>
+          <w:rPr>
+            <w:rFonts w:ascii="Malgun Gothic" w:hAnsi="Malgun Gothic" w:eastAsia="Malgun Gothic"/>
+            <w:color w:val="1D4ED8"/>
+            <w:u w:val="single"/>
+          </w:rPr>
+          <w:t>사이트 체험</w:t>
+        </w:r>
+      </w:hyperlink>
+    </w:p>
+    <w:p>
+      <w:hyperlink r:id="rId17">
         <w:r>
           <w:rPr>
             <w:rFonts w:ascii="Malgun Gothic" w:hAnsi="Malgun Gothic" w:eastAsia="Malgun Gothic"/>

--- a/docs/files/resume-kim-myeongjun.docx
+++ b/docs/files/resume-kim-myeongjun.docx
@@ -4,16 +4,21 @@
   <w:body>
     <w:p>
       <w:pPr>
-        <w:pStyle w:val="Title"/>
+        <w:keepNext/>
+        <w:tabs>
+          <w:tab w:pos="9746" w:val="right"/>
+        </w:tabs>
+        <w:spacing w:after="60"/>
       </w:pPr>
       <w:r>
-        <w:t>김명준 이력서</w:t>
+        <w:rPr>
+          <w:rFonts w:ascii="Malgun Gothic" w:hAnsi="Malgun Gothic" w:eastAsia="Malgun Gothic"/>
+          <w:b/>
+          <w:color w:val="1C1917"/>
+          <w:sz w:val="46"/>
+        </w:rPr>
+        <w:t>김명준</w:t>
       </w:r>
-    </w:p>
-    <w:p>
-      <w:pPr>
-        <w:spacing w:after="280"/>
-      </w:pPr>
       <w:r>
         <w:rPr>
           <w:rFonts w:ascii="Malgun Gothic" w:hAnsi="Malgun Gothic" w:eastAsia="Malgun Gothic"/>
@@ -21,8 +26,65 @@
           <w:color w:val="57534E"/>
           <w:sz w:val="22"/>
         </w:rPr>
-        <w:t>김명준  ·  신입 풀스택 개발자</w:t>
+        <w:tab/>
+        <w:t>이력서</w:t>
       </w:r>
+    </w:p>
+    <w:p>
+      <w:pPr>
+        <w:keepNext/>
+        <w:spacing w:after="240"/>
+        <w:pBdr>
+          <w:bottom w:val="single" w:sz="10" w:space="4" w:color="1D4ED8"/>
+        </w:pBdr>
+      </w:pPr>
+      <w:r>
+        <w:rPr>
+          <w:rFonts w:ascii="Malgun Gothic" w:hAnsi="Malgun Gothic" w:eastAsia="Malgun Gothic"/>
+          <w:b/>
+          <w:color w:val="57534E"/>
+          <w:sz w:val="21"/>
+        </w:rPr>
+        <w:t>신입 풀스택 개발자</w:t>
+      </w:r>
+      <w:r>
+        <w:rPr>
+          <w:rFonts w:ascii="Malgun Gothic" w:hAnsi="Malgun Gothic" w:eastAsia="Malgun Gothic"/>
+          <w:b w:val="0"/>
+          <w:color w:val="57534E"/>
+          <w:sz w:val="21"/>
+        </w:rPr>
+        <w:t xml:space="preserve">   ·   </w:t>
+      </w:r>
+      <w:hyperlink r:id="rId9">
+        <w:r>
+          <w:rPr>
+            <w:rFonts w:ascii="Malgun Gothic" w:hAnsi="Malgun Gothic" w:eastAsia="Malgun Gothic"/>
+            <w:color w:val="1D4ED8"/>
+            <w:u w:val="single"/>
+          </w:rPr>
+          <w:t>GitHub 프로필</w:t>
+        </w:r>
+      </w:hyperlink>
+      <w:r>
+        <w:rPr>
+          <w:rFonts w:ascii="Malgun Gothic" w:hAnsi="Malgun Gothic" w:eastAsia="Malgun Gothic"/>
+          <w:b w:val="0"/>
+          <w:color w:val="57534E"/>
+          <w:sz w:val="21"/>
+        </w:rPr>
+        <w:t xml:space="preserve">   ·   </w:t>
+      </w:r>
+      <w:hyperlink r:id="rId10">
+        <w:r>
+          <w:rPr>
+            <w:rFonts w:ascii="Malgun Gothic" w:hAnsi="Malgun Gothic" w:eastAsia="Malgun Gothic"/>
+            <w:color w:val="1D4ED8"/>
+            <w:u w:val="single"/>
+          </w:rPr>
+          <w:t>공개 소개 사이트</w:t>
+        </w:r>
+      </w:hyperlink>
     </w:p>
     <w:p>
       <w:pPr>
@@ -38,9 +100,19 @@
     </w:p>
     <w:p>
       <w:pPr>
-        <w:pStyle w:val="Heading1"/>
+        <w:keepNext/>
+        <w:spacing w:before="300" w:after="140"/>
+        <w:pBdr>
+          <w:bottom w:val="single" w:sz="6" w:space="4" w:color="D9D9D9"/>
+        </w:pBdr>
       </w:pPr>
       <w:r>
+        <w:rPr>
+          <w:rFonts w:ascii="Malgun Gothic" w:hAnsi="Malgun Gothic" w:eastAsia="Malgun Gothic"/>
+          <w:b/>
+          <w:color w:val="1C1917"/>
+          <w:sz w:val="23"/>
+        </w:rPr>
         <w:t>핵심 역량</w:t>
       </w:r>
     </w:p>
@@ -112,474 +184,257 @@
     </w:p>
     <w:p>
       <w:pPr>
-        <w:pStyle w:val="Heading1"/>
+        <w:keepNext/>
+        <w:spacing w:before="300" w:after="140"/>
+        <w:pBdr>
+          <w:bottom w:val="single" w:sz="6" w:space="4" w:color="D9D9D9"/>
+        </w:pBdr>
       </w:pPr>
       <w:r>
-        <w:t>연락</w:t>
+        <w:rPr>
+          <w:rFonts w:ascii="Malgun Gothic" w:hAnsi="Malgun Gothic" w:eastAsia="Malgun Gothic"/>
+          <w:b/>
+          <w:color w:val="1C1917"/>
+          <w:sz w:val="23"/>
+        </w:rPr>
+        <w:t>기술</w:t>
       </w:r>
     </w:p>
     <w:p>
       <w:pPr>
-        <w:spacing w:after="60"/>
+        <w:keepNext w:val="0"/>
+        <w:spacing w:after="40"/>
+        <w:ind w:left="749" w:hanging="749"/>
       </w:pPr>
       <w:r>
         <w:rPr>
           <w:rFonts w:ascii="Malgun Gothic" w:hAnsi="Malgun Gothic" w:eastAsia="Malgun Gothic"/>
           <w:b/>
           <w:color w:val="57534E"/>
-          <w:sz w:val="21"/>
+          <w:sz w:val="20"/>
         </w:rPr>
-        <w:t xml:space="preserve">연락 수단  </w:t>
+        <w:t xml:space="preserve">Frontend  </w:t>
       </w:r>
       <w:r>
         <w:rPr>
           <w:rFonts w:ascii="Malgun Gothic" w:hAnsi="Malgun Gothic" w:eastAsia="Malgun Gothic"/>
-          <w:sz w:val="21"/>
+          <w:sz w:val="20"/>
         </w:rPr>
-        <w:t>GitHub 프로필</w:t>
-      </w:r>
-    </w:p>
-    <w:p>
-      <w:hyperlink r:id="rId9">
-        <w:r>
-          <w:rPr>
-            <w:rFonts w:ascii="Malgun Gothic" w:hAnsi="Malgun Gothic" w:eastAsia="Malgun Gothic"/>
-            <w:color w:val="1D4ED8"/>
-            <w:u w:val="single"/>
-          </w:rPr>
-          <w:t>GitHub 프로필</w:t>
-        </w:r>
-      </w:hyperlink>
-    </w:p>
-    <w:p>
-      <w:hyperlink r:id="rId10">
-        <w:r>
-          <w:rPr>
-            <w:rFonts w:ascii="Malgun Gothic" w:hAnsi="Malgun Gothic" w:eastAsia="Malgun Gothic"/>
-            <w:color w:val="1D4ED8"/>
-            <w:u w:val="single"/>
-          </w:rPr>
-          <w:t>공개 소개 사이트</w:t>
-        </w:r>
-      </w:hyperlink>
-    </w:p>
-    <w:p>
-      <w:pPr>
-        <w:pStyle w:val="Heading1"/>
-      </w:pPr>
-      <w:r>
-        <w:t>교육</w:t>
-      </w:r>
-    </w:p>
-    <w:p>
-      <w:r>
-        <w:rPr>
-          <w:rFonts w:ascii="Malgun Gothic" w:hAnsi="Malgun Gothic" w:eastAsia="Malgun Gothic"/>
-          <w:b/>
-          <w:sz w:val="22"/>
-        </w:rPr>
-        <w:t>SKT ALEPH 네트워크 보안 과정</w:t>
-      </w:r>
-      <w:r>
-        <w:t xml:space="preserve">  2026.08 - 2026.11</w:t>
-      </w:r>
-    </w:p>
-    <w:p>
-      <w:r>
-        <w:rPr>
-          <w:rFonts w:ascii="Malgun Gothic" w:hAnsi="Malgun Gothic" w:eastAsia="Malgun Gothic"/>
-          <w:b/>
-          <w:sz w:val="22"/>
-        </w:rPr>
-        <w:t>컴퓨터소프트웨어공학 학사</w:t>
-      </w:r>
-      <w:r>
-        <w:t xml:space="preserve">  2025년 졸업</w:t>
+        <w:t>React</w:t>
       </w:r>
     </w:p>
     <w:p>
       <w:pPr>
-        <w:pStyle w:val="Heading1"/>
-      </w:pPr>
-      <w:r>
-        <w:t>기술</w:t>
-      </w:r>
-    </w:p>
-    <w:tbl>
-      <w:tblPr>
-        <w:tblW w:type="auto" w:w="0"/>
-        <w:jc w:val="center"/>
-        <w:tblLayout w:type="fixed"/>
-        <w:tblLook w:firstColumn="1" w:firstRow="1" w:lastColumn="0" w:lastRow="0" w:noHBand="0" w:noVBand="1" w:val="04A0"/>
-        <w:tblBorders>
-          <w:top w:val="single" w:sz="4" w:color="D9D9D9"/>
-          <w:left w:val="single" w:sz="4" w:color="D9D9D9"/>
-          <w:bottom w:val="single" w:sz="4" w:color="D9D9D9"/>
-          <w:right w:val="single" w:sz="4" w:color="D9D9D9"/>
-          <w:insideH w:val="single" w:sz="4" w:color="D9D9D9"/>
-          <w:insideV w:val="single" w:sz="4" w:color="D9D9D9"/>
-        </w:tblBorders>
-      </w:tblPr>
-      <w:tblGrid>
-        <w:gridCol w:w="2016"/>
-        <w:gridCol w:w="7200"/>
-      </w:tblGrid>
-      <w:tr>
-        <w:trPr>
-          <w:tblHeader w:val="true"/>
-        </w:trPr>
-        <w:tc>
-          <w:tcPr>
-            <w:tcW w:type="dxa" w:w="4830"/>
-            <w:shd w:fill="1D4ED8"/>
-            <w:tcMar>
-              <w:top w:w="120" w:type="dxa"/>
-              <w:start w:w="140" w:type="dxa"/>
-              <w:bottom w:w="120" w:type="dxa"/>
-              <w:end w:w="140" w:type="dxa"/>
-            </w:tcMar>
-            <w:vAlign w:val="center"/>
-          </w:tcPr>
-          <w:p>
-            <w:r>
-              <w:rPr>
-                <w:rFonts w:ascii="Malgun Gothic" w:hAnsi="Malgun Gothic" w:eastAsia="Malgun Gothic"/>
-                <w:b/>
-                <w:color w:val="FFFFFF"/>
-                <w:sz w:val="19"/>
-              </w:rPr>
-              <w:t>영역</w:t>
-            </w:r>
-          </w:p>
-        </w:tc>
-        <w:tc>
-          <w:tcPr>
-            <w:tcW w:type="dxa" w:w="4830"/>
-            <w:shd w:fill="1D4ED8"/>
-            <w:tcMar>
-              <w:top w:w="120" w:type="dxa"/>
-              <w:start w:w="140" w:type="dxa"/>
-              <w:bottom w:w="120" w:type="dxa"/>
-              <w:end w:w="140" w:type="dxa"/>
-            </w:tcMar>
-            <w:vAlign w:val="center"/>
-          </w:tcPr>
-          <w:p>
-            <w:r>
-              <w:rPr>
-                <w:rFonts w:ascii="Malgun Gothic" w:hAnsi="Malgun Gothic" w:eastAsia="Malgun Gothic"/>
-                <w:b/>
-                <w:color w:val="FFFFFF"/>
-                <w:sz w:val="19"/>
-              </w:rPr>
-              <w:t>사용 기술</w:t>
-            </w:r>
-          </w:p>
-        </w:tc>
-      </w:tr>
-      <w:tr>
-        <w:tc>
-          <w:tcPr>
-            <w:tcW w:type="dxa" w:w="2016"/>
-            <w:tcMar>
-              <w:top w:w="120" w:type="dxa"/>
-              <w:start w:w="140" w:type="dxa"/>
-              <w:bottom w:w="120" w:type="dxa"/>
-              <w:end w:w="140" w:type="dxa"/>
-            </w:tcMar>
-            <w:vAlign w:val="center"/>
-          </w:tcPr>
-          <w:p>
-            <w:r>
-              <w:rPr>
-                <w:rFonts w:ascii="Malgun Gothic" w:hAnsi="Malgun Gothic" w:eastAsia="Malgun Gothic"/>
-                <w:sz w:val="20"/>
-              </w:rPr>
-              <w:t>Frontend</w:t>
-            </w:r>
-          </w:p>
-        </w:tc>
-        <w:tc>
-          <w:tcPr>
-            <w:tcW w:type="dxa" w:w="7200"/>
-            <w:tcMar>
-              <w:top w:w="120" w:type="dxa"/>
-              <w:start w:w="140" w:type="dxa"/>
-              <w:bottom w:w="120" w:type="dxa"/>
-              <w:end w:w="140" w:type="dxa"/>
-            </w:tcMar>
-            <w:vAlign w:val="center"/>
-          </w:tcPr>
-          <w:p>
-            <w:r>
-              <w:rPr>
-                <w:rFonts w:ascii="Malgun Gothic" w:hAnsi="Malgun Gothic" w:eastAsia="Malgun Gothic"/>
-                <w:sz w:val="20"/>
-              </w:rPr>
-              <w:t>React</w:t>
-            </w:r>
-          </w:p>
-        </w:tc>
-      </w:tr>
-      <w:tr>
-        <w:tc>
-          <w:tcPr>
-            <w:tcW w:type="dxa" w:w="2016"/>
-            <w:shd w:fill="F5F7FA"/>
-            <w:tcMar>
-              <w:top w:w="120" w:type="dxa"/>
-              <w:start w:w="140" w:type="dxa"/>
-              <w:bottom w:w="120" w:type="dxa"/>
-              <w:end w:w="140" w:type="dxa"/>
-            </w:tcMar>
-            <w:vAlign w:val="center"/>
-          </w:tcPr>
-          <w:p>
-            <w:r>
-              <w:rPr>
-                <w:rFonts w:ascii="Malgun Gothic" w:hAnsi="Malgun Gothic" w:eastAsia="Malgun Gothic"/>
-                <w:sz w:val="20"/>
-              </w:rPr>
-              <w:t>Backend</w:t>
-            </w:r>
-          </w:p>
-        </w:tc>
-        <w:tc>
-          <w:tcPr>
-            <w:tcW w:type="dxa" w:w="7200"/>
-            <w:shd w:fill="F5F7FA"/>
-            <w:tcMar>
-              <w:top w:w="120" w:type="dxa"/>
-              <w:start w:w="140" w:type="dxa"/>
-              <w:bottom w:w="120" w:type="dxa"/>
-              <w:end w:w="140" w:type="dxa"/>
-            </w:tcMar>
-            <w:vAlign w:val="center"/>
-          </w:tcPr>
-          <w:p>
-            <w:r>
-              <w:rPr>
-                <w:rFonts w:ascii="Malgun Gothic" w:hAnsi="Malgun Gothic" w:eastAsia="Malgun Gothic"/>
-                <w:sz w:val="20"/>
-              </w:rPr>
-              <w:t>Java · Spring Boot</w:t>
-            </w:r>
-          </w:p>
-        </w:tc>
-      </w:tr>
-      <w:tr>
-        <w:tc>
-          <w:tcPr>
-            <w:tcW w:type="dxa" w:w="2016"/>
-            <w:tcMar>
-              <w:top w:w="120" w:type="dxa"/>
-              <w:start w:w="140" w:type="dxa"/>
-              <w:bottom w:w="120" w:type="dxa"/>
-              <w:end w:w="140" w:type="dxa"/>
-            </w:tcMar>
-            <w:vAlign w:val="center"/>
-          </w:tcPr>
-          <w:p>
-            <w:r>
-              <w:rPr>
-                <w:rFonts w:ascii="Malgun Gothic" w:hAnsi="Malgun Gothic" w:eastAsia="Malgun Gothic"/>
-                <w:sz w:val="20"/>
-              </w:rPr>
-              <w:t>Data AI</w:t>
-            </w:r>
-          </w:p>
-        </w:tc>
-        <w:tc>
-          <w:tcPr>
-            <w:tcW w:type="dxa" w:w="7200"/>
-            <w:tcMar>
-              <w:top w:w="120" w:type="dxa"/>
-              <w:start w:w="140" w:type="dxa"/>
-              <w:bottom w:w="120" w:type="dxa"/>
-              <w:end w:w="140" w:type="dxa"/>
-            </w:tcMar>
-            <w:vAlign w:val="center"/>
-          </w:tcPr>
-          <w:p>
-            <w:r>
-              <w:rPr>
-                <w:rFonts w:ascii="Malgun Gothic" w:hAnsi="Malgun Gothic" w:eastAsia="Malgun Gothic"/>
-                <w:sz w:val="20"/>
-              </w:rPr>
-              <w:t>Python · scikit-learn · XGBoost · SHAP</w:t>
-            </w:r>
-          </w:p>
-        </w:tc>
-      </w:tr>
-      <w:tr>
-        <w:tc>
-          <w:tcPr>
-            <w:tcW w:type="dxa" w:w="2016"/>
-            <w:shd w:fill="F5F7FA"/>
-            <w:tcMar>
-              <w:top w:w="120" w:type="dxa"/>
-              <w:start w:w="140" w:type="dxa"/>
-              <w:bottom w:w="120" w:type="dxa"/>
-              <w:end w:w="140" w:type="dxa"/>
-            </w:tcMar>
-            <w:vAlign w:val="center"/>
-          </w:tcPr>
-          <w:p>
-            <w:r>
-              <w:rPr>
-                <w:rFonts w:ascii="Malgun Gothic" w:hAnsi="Malgun Gothic" w:eastAsia="Malgun Gothic"/>
-                <w:sz w:val="20"/>
-              </w:rPr>
-              <w:t>Infra Security</w:t>
-            </w:r>
-          </w:p>
-        </w:tc>
-        <w:tc>
-          <w:tcPr>
-            <w:tcW w:type="dxa" w:w="7200"/>
-            <w:shd w:fill="F5F7FA"/>
-            <w:tcMar>
-              <w:top w:w="120" w:type="dxa"/>
-              <w:start w:w="140" w:type="dxa"/>
-              <w:bottom w:w="120" w:type="dxa"/>
-              <w:end w:w="140" w:type="dxa"/>
-            </w:tcMar>
-            <w:vAlign w:val="center"/>
-          </w:tcPr>
-          <w:p>
-            <w:r>
-              <w:rPr>
-                <w:rFonts w:ascii="Malgun Gothic" w:hAnsi="Malgun Gothic" w:eastAsia="Malgun Gothic"/>
-                <w:sz w:val="20"/>
-              </w:rPr>
-              <w:t>Ubuntu · Nginx · Docker · Network · Security</w:t>
-            </w:r>
-          </w:p>
-        </w:tc>
-      </w:tr>
-    </w:tbl>
-    <w:p>
-      <w:pPr>
-        <w:pStyle w:val="Heading1"/>
-      </w:pPr>
-      <w:r>
-        <w:t>프로젝트와 연구</w:t>
-      </w:r>
-    </w:p>
-    <w:p>
-      <w:pPr>
-        <w:pStyle w:val="Heading2"/>
-      </w:pPr>
-      <w:r>
-        <w:t>CLOV 팀 프로젝트</w:t>
-      </w:r>
-    </w:p>
-    <w:p>
-      <w:pPr>
-        <w:spacing w:after="60"/>
+        <w:keepNext w:val="0"/>
+        <w:spacing w:after="40"/>
+        <w:ind w:left="749" w:hanging="749"/>
       </w:pPr>
       <w:r>
         <w:rPr>
           <w:rFonts w:ascii="Malgun Gothic" w:hAnsi="Malgun Gothic" w:eastAsia="Malgun Gothic"/>
           <w:b/>
           <w:color w:val="57534E"/>
-          <w:sz w:val="21"/>
+          <w:sz w:val="20"/>
         </w:rPr>
-        <w:t xml:space="preserve">기간  </w:t>
+        <w:t xml:space="preserve">Backend  </w:t>
       </w:r>
       <w:r>
         <w:rPr>
           <w:rFonts w:ascii="Malgun Gothic" w:hAnsi="Malgun Gothic" w:eastAsia="Malgun Gothic"/>
-          <w:sz w:val="21"/>
+          <w:sz w:val="20"/>
         </w:rPr>
-        <w:t>2026.06 - 2026.08</w:t>
+        <w:t>Java · Spring Boot</w:t>
       </w:r>
     </w:p>
     <w:p>
       <w:pPr>
-        <w:spacing w:after="60"/>
+        <w:keepNext w:val="0"/>
+        <w:spacing w:after="40"/>
+        <w:ind w:left="749" w:hanging="749"/>
       </w:pPr>
       <w:r>
         <w:rPr>
           <w:rFonts w:ascii="Malgun Gothic" w:hAnsi="Malgun Gothic" w:eastAsia="Malgun Gothic"/>
           <w:b/>
           <w:color w:val="57534E"/>
-          <w:sz w:val="21"/>
+          <w:sz w:val="20"/>
+        </w:rPr>
+        <w:t xml:space="preserve">Data AI  </w:t>
+      </w:r>
+      <w:r>
+        <w:rPr>
+          <w:rFonts w:ascii="Malgun Gothic" w:hAnsi="Malgun Gothic" w:eastAsia="Malgun Gothic"/>
+          <w:sz w:val="20"/>
+        </w:rPr>
+        <w:t>Python · scikit-learn · XGBoost · SHAP</w:t>
+      </w:r>
+    </w:p>
+    <w:p>
+      <w:pPr>
+        <w:keepNext w:val="0"/>
+        <w:spacing w:after="40"/>
+        <w:ind w:left="749" w:hanging="749"/>
+      </w:pPr>
+      <w:r>
+        <w:rPr>
+          <w:rFonts w:ascii="Malgun Gothic" w:hAnsi="Malgun Gothic" w:eastAsia="Malgun Gothic"/>
+          <w:b/>
+          <w:color w:val="57534E"/>
+          <w:sz w:val="20"/>
+        </w:rPr>
+        <w:t xml:space="preserve">Infra Security  </w:t>
+      </w:r>
+      <w:r>
+        <w:rPr>
+          <w:rFonts w:ascii="Malgun Gothic" w:hAnsi="Malgun Gothic" w:eastAsia="Malgun Gothic"/>
+          <w:sz w:val="20"/>
+        </w:rPr>
+        <w:t>Ubuntu · Nginx · Docker · Network · Security</w:t>
+      </w:r>
+    </w:p>
+    <w:p>
+      <w:pPr>
+        <w:keepNext/>
+        <w:spacing w:before="300" w:after="140"/>
+        <w:pBdr>
+          <w:bottom w:val="single" w:sz="6" w:space="4" w:color="D9D9D9"/>
+        </w:pBdr>
+      </w:pPr>
+      <w:r>
+        <w:rPr>
+          <w:rFonts w:ascii="Malgun Gothic" w:hAnsi="Malgun Gothic" w:eastAsia="Malgun Gothic"/>
+          <w:b/>
+          <w:color w:val="1C1917"/>
+          <w:sz w:val="23"/>
+        </w:rPr>
+        <w:t>프로젝트와 연구</w:t>
+      </w:r>
+    </w:p>
+    <w:p>
+      <w:pPr>
+        <w:keepNext/>
+        <w:tabs>
+          <w:tab w:pos="9746" w:val="right"/>
+        </w:tabs>
+        <w:spacing w:before="200" w:after="40"/>
+      </w:pPr>
+      <w:r>
+        <w:rPr>
+          <w:rFonts w:ascii="Malgun Gothic" w:hAnsi="Malgun Gothic" w:eastAsia="Malgun Gothic"/>
+          <w:b/>
+          <w:color w:val="1C1917"/>
+          <w:sz w:val="22"/>
+        </w:rPr>
+        <w:t>CLOV 팀 프로젝트</w:t>
+      </w:r>
+      <w:r>
+        <w:rPr>
+          <w:rFonts w:ascii="Malgun Gothic" w:hAnsi="Malgun Gothic" w:eastAsia="Malgun Gothic"/>
+          <w:b w:val="0"/>
+          <w:color w:val="57534E"/>
+          <w:sz w:val="20"/>
+        </w:rPr>
+        <w:tab/>
+        <w:t>2026.06 - 2026.08</w:t>
+      </w:r>
+    </w:p>
+    <w:p>
+      <w:pPr>
+        <w:keepNext/>
+        <w:spacing w:after="40"/>
+        <w:ind w:left="749" w:hanging="749"/>
+      </w:pPr>
+      <w:r>
+        <w:rPr>
+          <w:rFonts w:ascii="Malgun Gothic" w:hAnsi="Malgun Gothic" w:eastAsia="Malgun Gothic"/>
+          <w:b/>
+          <w:color w:val="57534E"/>
+          <w:sz w:val="20"/>
         </w:rPr>
         <w:t xml:space="preserve">역할  </w:t>
       </w:r>
       <w:r>
         <w:rPr>
           <w:rFonts w:ascii="Malgun Gothic" w:hAnsi="Malgun Gothic" w:eastAsia="Malgun Gothic"/>
-          <w:sz w:val="21"/>
+          <w:sz w:val="20"/>
         </w:rPr>
         <w:t>팀장 · 풀스택 개발자 · 4인 팀</w:t>
       </w:r>
     </w:p>
     <w:p>
       <w:pPr>
-        <w:spacing w:after="60"/>
+        <w:keepNext/>
+        <w:spacing w:after="40"/>
+        <w:ind w:left="749" w:hanging="749"/>
       </w:pPr>
       <w:r>
         <w:rPr>
           <w:rFonts w:ascii="Malgun Gothic" w:hAnsi="Malgun Gothic" w:eastAsia="Malgun Gothic"/>
           <w:b/>
           <w:color w:val="57534E"/>
-          <w:sz w:val="21"/>
+          <w:sz w:val="20"/>
         </w:rPr>
         <w:t xml:space="preserve">담당  </w:t>
       </w:r>
       <w:r>
         <w:rPr>
           <w:rFonts w:ascii="Malgun Gothic" w:hAnsi="Malgun Gothic" w:eastAsia="Malgun Gothic"/>
-          <w:sz w:val="21"/>
+          <w:sz w:val="20"/>
         </w:rPr>
         <w:t>서비스 구조 설계, React 화면과 Spring Boot API 구현, Ubuntu·Docker·Nginx·HTTPS 배포, 이슈와 코드 리뷰 운영</w:t>
       </w:r>
     </w:p>
     <w:p>
       <w:pPr>
-        <w:spacing w:after="60"/>
+        <w:keepNext/>
+        <w:spacing w:after="40"/>
+        <w:ind w:left="749" w:hanging="749"/>
       </w:pPr>
       <w:r>
         <w:rPr>
           <w:rFonts w:ascii="Malgun Gothic" w:hAnsi="Malgun Gothic" w:eastAsia="Malgun Gothic"/>
           <w:b/>
           <w:color w:val="57534E"/>
-          <w:sz w:val="21"/>
+          <w:sz w:val="20"/>
         </w:rPr>
-        <w:t xml:space="preserve">핵심 결과  </w:t>
+        <w:t xml:space="preserve">결과  </w:t>
       </w:r>
       <w:r>
         <w:rPr>
           <w:rFonts w:ascii="Malgun Gothic" w:hAnsi="Malgun Gothic" w:eastAsia="Malgun Gothic"/>
-          <w:sz w:val="21"/>
+          <w:sz w:val="20"/>
         </w:rPr>
         <w:t>2026년 8월 4일까지 이슈 152개와 PR 266개를 기록했고, 직접 리뷰한 PR 72개를 포함해 서비스를 HTTPS 환경에 배포했습니다.</w:t>
       </w:r>
     </w:p>
     <w:p>
       <w:pPr>
-        <w:spacing w:after="60"/>
+        <w:keepNext/>
+        <w:spacing w:after="40"/>
+        <w:ind w:left="749" w:hanging="749"/>
       </w:pPr>
       <w:r>
         <w:rPr>
           <w:rFonts w:ascii="Malgun Gothic" w:hAnsi="Malgun Gothic" w:eastAsia="Malgun Gothic"/>
           <w:b/>
           <w:color w:val="57534E"/>
-          <w:sz w:val="21"/>
+          <w:sz w:val="20"/>
         </w:rPr>
         <w:t xml:space="preserve">기술  </w:t>
       </w:r>
       <w:r>
         <w:rPr>
           <w:rFonts w:ascii="Malgun Gothic" w:hAnsi="Malgun Gothic" w:eastAsia="Malgun Gothic"/>
-          <w:sz w:val="21"/>
+          <w:sz w:val="20"/>
         </w:rPr>
         <w:t>React · Spring Boot · Docker · Nginx · OAuth</w:t>
       </w:r>
     </w:p>
     <w:p>
+      <w:pPr>
+        <w:keepNext w:val="0"/>
+        <w:spacing w:after="40"/>
+      </w:pPr>
       <w:hyperlink r:id="rId11">
         <w:r>
           <w:rPr>
@@ -590,8 +445,15 @@
           <w:t>프론트엔드 저장소</w:t>
         </w:r>
       </w:hyperlink>
-    </w:p>
-    <w:p>
+      <w:r>
+        <w:rPr>
+          <w:rFonts w:ascii="Malgun Gothic" w:hAnsi="Malgun Gothic" w:eastAsia="Malgun Gothic"/>
+          <w:b w:val="0"/>
+          <w:color w:val="57534E"/>
+          <w:sz w:val="20"/>
+        </w:rPr>
+        <w:t xml:space="preserve">   ·   </w:t>
+      </w:r>
       <w:hyperlink r:id="rId12">
         <w:r>
           <w:rPr>
@@ -605,118 +467,129 @@
     </w:p>
     <w:p>
       <w:pPr>
-        <w:pStyle w:val="Heading2"/>
+        <w:keepNext/>
+        <w:tabs>
+          <w:tab w:pos="9746" w:val="right"/>
+        </w:tabs>
+        <w:spacing w:before="200" w:after="40"/>
       </w:pPr>
       <w:r>
+        <w:rPr>
+          <w:rFonts w:ascii="Malgun Gothic" w:hAnsi="Malgun Gothic" w:eastAsia="Malgun Gothic"/>
+          <w:b/>
+          <w:color w:val="1C1917"/>
+          <w:sz w:val="22"/>
+        </w:rPr>
         <w:t>10번 과제 · 네트워크 침입 탐지 연구</w:t>
+      </w:r>
+      <w:r>
+        <w:rPr>
+          <w:rFonts w:ascii="Malgun Gothic" w:hAnsi="Malgun Gothic" w:eastAsia="Malgun Gothic"/>
+          <w:b w:val="0"/>
+          <w:color w:val="57534E"/>
+          <w:sz w:val="20"/>
+        </w:rPr>
+        <w:tab/>
+        <w:t>2026.09</w:t>
       </w:r>
     </w:p>
     <w:p>
       <w:pPr>
-        <w:spacing w:after="60"/>
+        <w:keepNext/>
+        <w:spacing w:after="40"/>
+        <w:ind w:left="749" w:hanging="749"/>
       </w:pPr>
       <w:r>
         <w:rPr>
           <w:rFonts w:ascii="Malgun Gothic" w:hAnsi="Malgun Gothic" w:eastAsia="Malgun Gothic"/>
           <w:b/>
           <w:color w:val="57534E"/>
-          <w:sz w:val="21"/>
+          <w:sz w:val="20"/>
         </w:rPr>
-        <w:t xml:space="preserve">기간  </w:t>
+        <w:t xml:space="preserve">역할  </w:t>
       </w:r>
       <w:r>
         <w:rPr>
           <w:rFonts w:ascii="Malgun Gothic" w:hAnsi="Malgun Gothic" w:eastAsia="Malgun Gothic"/>
-          <w:sz w:val="21"/>
+          <w:sz w:val="20"/>
         </w:rPr>
-        <w:t>2026.09</w:t>
+        <w:t>연구 설계 · 구현 · 검증 · 논문 작성</w:t>
       </w:r>
     </w:p>
     <w:p>
       <w:pPr>
-        <w:spacing w:after="60"/>
+        <w:keepNext/>
+        <w:spacing w:after="40"/>
+        <w:ind w:left="749" w:hanging="749"/>
       </w:pPr>
       <w:r>
         <w:rPr>
           <w:rFonts w:ascii="Malgun Gothic" w:hAnsi="Malgun Gothic" w:eastAsia="Malgun Gothic"/>
           <w:b/>
           <w:color w:val="57534E"/>
-          <w:sz w:val="21"/>
+          <w:sz w:val="20"/>
         </w:rPr>
-        <w:t xml:space="preserve">역할  </w:t>
+        <w:t xml:space="preserve">담당  </w:t>
       </w:r>
       <w:r>
         <w:rPr>
           <w:rFonts w:ascii="Malgun Gothic" w:hAnsi="Malgun Gothic" w:eastAsia="Malgun Gothic"/>
-          <w:sz w:val="21"/>
+          <w:sz w:val="20"/>
         </w:rPr>
-        <w:t>연구 설계 · 구현 · 검증 · 논문 작성</w:t>
+        <w:t>연구 설계, 데이터 감사, 세 모델 학습과 비교 실험, SHAP 설명 안정성 검증, 논문 작성과 재현 자료 공개</w:t>
       </w:r>
     </w:p>
     <w:p>
       <w:pPr>
-        <w:spacing w:after="60"/>
+        <w:keepNext/>
+        <w:spacing w:after="40"/>
+        <w:ind w:left="749" w:hanging="749"/>
       </w:pPr>
       <w:r>
         <w:rPr>
           <w:rFonts w:ascii="Malgun Gothic" w:hAnsi="Malgun Gothic" w:eastAsia="Malgun Gothic"/>
           <w:b/>
           <w:color w:val="57534E"/>
-          <w:sz w:val="21"/>
+          <w:sz w:val="20"/>
         </w:rPr>
-        <w:t xml:space="preserve">담당  </w:t>
+        <w:t xml:space="preserve">결과  </w:t>
       </w:r>
       <w:r>
         <w:rPr>
           <w:rFonts w:ascii="Malgun Gothic" w:hAnsi="Malgun Gothic" w:eastAsia="Malgun Gothic"/>
-          <w:sz w:val="21"/>
+          <w:sz w:val="20"/>
         </w:rPr>
-        <w:t>연구 설계, 데이터 감사, 세 모델 학습과 비교 실험, SHAP 설명 안정성 검증, 논문 작성과 재현 자료 공개</w:t>
+        <w:t>XGBoost Macro F1이 0.9979에서 0.3871로 낮아지는 격차를 재현 자료와 함께 논문으로 제출했습니다.</w:t>
       </w:r>
     </w:p>
     <w:p>
       <w:pPr>
-        <w:spacing w:after="60"/>
+        <w:keepNext/>
+        <w:spacing w:after="40"/>
+        <w:ind w:left="749" w:hanging="749"/>
       </w:pPr>
       <w:r>
         <w:rPr>
           <w:rFonts w:ascii="Malgun Gothic" w:hAnsi="Malgun Gothic" w:eastAsia="Malgun Gothic"/>
           <w:b/>
           <w:color w:val="57534E"/>
-          <w:sz w:val="21"/>
-        </w:rPr>
-        <w:t xml:space="preserve">핵심 결과  </w:t>
-      </w:r>
-      <w:r>
-        <w:rPr>
-          <w:rFonts w:ascii="Malgun Gothic" w:hAnsi="Malgun Gothic" w:eastAsia="Malgun Gothic"/>
-          <w:sz w:val="21"/>
-        </w:rPr>
-        <w:t>XGBoost Macro F1이 0.9979에서 0.3871로 낮아지는 격차를 재현 자료와 함께 논문으로 제출했습니다.</w:t>
-      </w:r>
-    </w:p>
-    <w:p>
-      <w:pPr>
-        <w:spacing w:after="60"/>
-      </w:pPr>
-      <w:r>
-        <w:rPr>
-          <w:rFonts w:ascii="Malgun Gothic" w:hAnsi="Malgun Gothic" w:eastAsia="Malgun Gothic"/>
-          <w:b/>
-          <w:color w:val="57534E"/>
-          <w:sz w:val="21"/>
+          <w:sz w:val="20"/>
         </w:rPr>
         <w:t xml:space="preserve">기술  </w:t>
       </w:r>
       <w:r>
         <w:rPr>
           <w:rFonts w:ascii="Malgun Gothic" w:hAnsi="Malgun Gothic" w:eastAsia="Malgun Gothic"/>
-          <w:sz w:val="21"/>
+          <w:sz w:val="20"/>
         </w:rPr>
         <w:t>Python · scikit-learn · XGBoost · SHAP</w:t>
       </w:r>
     </w:p>
     <w:p>
+      <w:pPr>
+        <w:keepNext w:val="0"/>
+        <w:spacing w:after="40"/>
+      </w:pPr>
       <w:hyperlink r:id="rId13">
         <w:r>
           <w:rPr>
@@ -727,8 +600,15 @@
           <w:t>논문 읽기</w:t>
         </w:r>
       </w:hyperlink>
-    </w:p>
-    <w:p>
+      <w:r>
+        <w:rPr>
+          <w:rFonts w:ascii="Malgun Gothic" w:hAnsi="Malgun Gothic" w:eastAsia="Malgun Gothic"/>
+          <w:b w:val="0"/>
+          <w:color w:val="57534E"/>
+          <w:sz w:val="20"/>
+        </w:rPr>
+        <w:t xml:space="preserve">   ·   </w:t>
+      </w:r>
       <w:hyperlink r:id="rId14">
         <w:r>
           <w:rPr>
@@ -742,118 +622,129 @@
     </w:p>
     <w:p>
       <w:pPr>
-        <w:pStyle w:val="Heading2"/>
+        <w:keepNext/>
+        <w:tabs>
+          <w:tab w:pos="9746" w:val="right"/>
+        </w:tabs>
+        <w:spacing w:before="200" w:after="40"/>
       </w:pPr>
       <w:r>
+        <w:rPr>
+          <w:rFonts w:ascii="Malgun Gothic" w:hAnsi="Malgun Gothic" w:eastAsia="Malgun Gothic"/>
+          <w:b/>
+          <w:color w:val="1C1917"/>
+          <w:sz w:val="22"/>
+        </w:rPr>
         <w:t>8번 과제 · 패스키로 잠근 비공개 영역</w:t>
+      </w:r>
+      <w:r>
+        <w:rPr>
+          <w:rFonts w:ascii="Malgun Gothic" w:hAnsi="Malgun Gothic" w:eastAsia="Malgun Gothic"/>
+          <w:b w:val="0"/>
+          <w:color w:val="57534E"/>
+          <w:sz w:val="20"/>
+        </w:rPr>
+        <w:tab/>
+        <w:t>2026.09</w:t>
       </w:r>
     </w:p>
     <w:p>
       <w:pPr>
-        <w:spacing w:after="60"/>
+        <w:keepNext/>
+        <w:spacing w:after="40"/>
+        <w:ind w:left="749" w:hanging="749"/>
       </w:pPr>
       <w:r>
         <w:rPr>
           <w:rFonts w:ascii="Malgun Gothic" w:hAnsi="Malgun Gothic" w:eastAsia="Malgun Gothic"/>
           <w:b/>
           <w:color w:val="57534E"/>
-          <w:sz w:val="21"/>
+          <w:sz w:val="20"/>
         </w:rPr>
-        <w:t xml:space="preserve">기간  </w:t>
+        <w:t xml:space="preserve">역할  </w:t>
       </w:r>
       <w:r>
         <w:rPr>
           <w:rFonts w:ascii="Malgun Gothic" w:hAnsi="Malgun Gothic" w:eastAsia="Malgun Gothic"/>
-          <w:sz w:val="21"/>
+          <w:sz w:val="20"/>
         </w:rPr>
-        <w:t>2026.09</w:t>
+        <w:t>WebAuthn 인증 설계 · 구현 · 검증 · 배포</w:t>
       </w:r>
     </w:p>
     <w:p>
       <w:pPr>
-        <w:spacing w:after="60"/>
+        <w:keepNext/>
+        <w:spacing w:after="40"/>
+        <w:ind w:left="749" w:hanging="749"/>
       </w:pPr>
       <w:r>
         <w:rPr>
           <w:rFonts w:ascii="Malgun Gothic" w:hAnsi="Malgun Gothic" w:eastAsia="Malgun Gothic"/>
           <w:b/>
           <w:color w:val="57534E"/>
-          <w:sz w:val="21"/>
+          <w:sz w:val="20"/>
         </w:rPr>
-        <w:t xml:space="preserve">역할  </w:t>
+        <w:t xml:space="preserve">담당  </w:t>
       </w:r>
       <w:r>
         <w:rPr>
           <w:rFonts w:ascii="Malgun Gothic" w:hAnsi="Malgun Gothic" w:eastAsia="Malgun Gothic"/>
-          <w:sz w:val="21"/>
+          <w:sz w:val="20"/>
         </w:rPr>
-        <w:t>WebAuthn 인증 설계 · 구현 · 검증 · 배포</w:t>
+        <w:t>WebAuthn 등록·로그인 흐름 설계와 구현, 세션과 Origin·CSRF 검증, 데이터베이스 설계, 공개 배포</w:t>
       </w:r>
     </w:p>
     <w:p>
       <w:pPr>
-        <w:spacing w:after="60"/>
+        <w:keepNext/>
+        <w:spacing w:after="40"/>
+        <w:ind w:left="749" w:hanging="749"/>
       </w:pPr>
       <w:r>
         <w:rPr>
           <w:rFonts w:ascii="Malgun Gothic" w:hAnsi="Malgun Gothic" w:eastAsia="Malgun Gothic"/>
           <w:b/>
           <w:color w:val="57534E"/>
-          <w:sz w:val="21"/>
+          <w:sz w:val="20"/>
         </w:rPr>
-        <w:t xml:space="preserve">담당  </w:t>
+        <w:t xml:space="preserve">결과  </w:t>
       </w:r>
       <w:r>
         <w:rPr>
           <w:rFonts w:ascii="Malgun Gothic" w:hAnsi="Malgun Gothic" w:eastAsia="Malgun Gothic"/>
-          <w:sz w:val="21"/>
+          <w:sz w:val="20"/>
         </w:rPr>
-        <w:t>WebAuthn 등록·로그인 흐름 설계와 구현, 세션과 Origin·CSRF 검증, 데이터베이스 설계, 공개 배포</w:t>
+        <w:t>판정 기준 47개를 모두 충족하고 자동 테스트 50개를 통과했습니다. 공개 화면의 비밀번호 입력 칸은 0개이며, 로그인하지 않은 비공개 요청은 401로 거절합니다.</w:t>
       </w:r>
     </w:p>
     <w:p>
       <w:pPr>
-        <w:spacing w:after="60"/>
+        <w:keepNext/>
+        <w:spacing w:after="40"/>
+        <w:ind w:left="749" w:hanging="749"/>
       </w:pPr>
       <w:r>
         <w:rPr>
           <w:rFonts w:ascii="Malgun Gothic" w:hAnsi="Malgun Gothic" w:eastAsia="Malgun Gothic"/>
           <w:b/>
           <w:color w:val="57534E"/>
-          <w:sz w:val="21"/>
-        </w:rPr>
-        <w:t xml:space="preserve">핵심 결과  </w:t>
-      </w:r>
-      <w:r>
-        <w:rPr>
-          <w:rFonts w:ascii="Malgun Gothic" w:hAnsi="Malgun Gothic" w:eastAsia="Malgun Gothic"/>
-          <w:sz w:val="21"/>
-        </w:rPr>
-        <w:t>판정 기준 47개를 모두 충족하고 자동 테스트 50개를 통과했습니다. 공개 화면의 비밀번호 입력 칸은 0개이며, 로그인하지 않은 비공개 요청은 401로 거절합니다.</w:t>
-      </w:r>
-    </w:p>
-    <w:p>
-      <w:pPr>
-        <w:spacing w:after="60"/>
-      </w:pPr>
-      <w:r>
-        <w:rPr>
-          <w:rFonts w:ascii="Malgun Gothic" w:hAnsi="Malgun Gothic" w:eastAsia="Malgun Gothic"/>
-          <w:b/>
-          <w:color w:val="57534E"/>
-          <w:sz w:val="21"/>
+          <w:sz w:val="20"/>
         </w:rPr>
         <w:t xml:space="preserve">기술  </w:t>
       </w:r>
       <w:r>
         <w:rPr>
           <w:rFonts w:ascii="Malgun Gothic" w:hAnsi="Malgun Gothic" w:eastAsia="Malgun Gothic"/>
-          <w:sz w:val="21"/>
+          <w:sz w:val="20"/>
         </w:rPr>
         <w:t>Java 25 · Spring Boot · WebAuthn4J · PostgreSQL · Vercel</w:t>
       </w:r>
     </w:p>
     <w:p>
+      <w:pPr>
+        <w:keepNext w:val="0"/>
+        <w:spacing w:after="40"/>
+      </w:pPr>
       <w:hyperlink r:id="rId15">
         <w:r>
           <w:rPr>
@@ -867,118 +758,129 @@
     </w:p>
     <w:p>
       <w:pPr>
-        <w:pStyle w:val="Heading2"/>
+        <w:keepNext/>
+        <w:tabs>
+          <w:tab w:pos="9746" w:val="right"/>
+        </w:tabs>
+        <w:spacing w:before="200" w:after="40"/>
       </w:pPr>
       <w:r>
+        <w:rPr>
+          <w:rFonts w:ascii="Malgun Gothic" w:hAnsi="Malgun Gothic" w:eastAsia="Malgun Gothic"/>
+          <w:b/>
+          <w:color w:val="1C1917"/>
+          <w:sz w:val="22"/>
+        </w:rPr>
         <w:t>3번 과제 · ALTER / EGO 카드 스튜디오</w:t>
+      </w:r>
+      <w:r>
+        <w:rPr>
+          <w:rFonts w:ascii="Malgun Gothic" w:hAnsi="Malgun Gothic" w:eastAsia="Malgun Gothic"/>
+          <w:b w:val="0"/>
+          <w:color w:val="57534E"/>
+          <w:sz w:val="20"/>
+        </w:rPr>
+        <w:tab/>
+        <w:t>2026.08</w:t>
       </w:r>
     </w:p>
     <w:p>
       <w:pPr>
-        <w:spacing w:after="60"/>
+        <w:keepNext/>
+        <w:spacing w:after="40"/>
+        <w:ind w:left="749" w:hanging="749"/>
       </w:pPr>
       <w:r>
         <w:rPr>
           <w:rFonts w:ascii="Malgun Gothic" w:hAnsi="Malgun Gothic" w:eastAsia="Malgun Gothic"/>
           <w:b/>
           <w:color w:val="57534E"/>
-          <w:sz w:val="21"/>
+          <w:sz w:val="20"/>
         </w:rPr>
-        <w:t xml:space="preserve">기간  </w:t>
+        <w:t xml:space="preserve">역할  </w:t>
       </w:r>
       <w:r>
         <w:rPr>
           <w:rFonts w:ascii="Malgun Gothic" w:hAnsi="Malgun Gothic" w:eastAsia="Malgun Gothic"/>
-          <w:sz w:val="21"/>
+          <w:sz w:val="20"/>
         </w:rPr>
-        <w:t>2026.08</w:t>
+        <w:t>기획 · 프론트엔드 구현 · 테스트 · 배포</w:t>
       </w:r>
     </w:p>
     <w:p>
       <w:pPr>
-        <w:spacing w:after="60"/>
+        <w:keepNext/>
+        <w:spacing w:after="40"/>
+        <w:ind w:left="749" w:hanging="749"/>
       </w:pPr>
       <w:r>
         <w:rPr>
           <w:rFonts w:ascii="Malgun Gothic" w:hAnsi="Malgun Gothic" w:eastAsia="Malgun Gothic"/>
           <w:b/>
           <w:color w:val="57534E"/>
-          <w:sz w:val="21"/>
+          <w:sz w:val="20"/>
         </w:rPr>
-        <w:t xml:space="preserve">역할  </w:t>
+        <w:t xml:space="preserve">담당  </w:t>
       </w:r>
       <w:r>
         <w:rPr>
           <w:rFonts w:ascii="Malgun Gothic" w:hAnsi="Malgun Gothic" w:eastAsia="Malgun Gothic"/>
-          <w:sz w:val="21"/>
+          <w:sz w:val="20"/>
         </w:rPr>
-        <w:t>기획 · 프론트엔드 구현 · 테스트 · 배포</w:t>
+        <w:t>React 19·Vite 8 기반 편집기 전체 구현, Canvas 렌더링과 시대별 이미지 보정, 단위·E2E 테스트 작성, GitHub Pages 배포</w:t>
       </w:r>
     </w:p>
     <w:p>
       <w:pPr>
-        <w:spacing w:after="60"/>
+        <w:keepNext/>
+        <w:spacing w:after="40"/>
+        <w:ind w:left="749" w:hanging="749"/>
       </w:pPr>
       <w:r>
         <w:rPr>
           <w:rFonts w:ascii="Malgun Gothic" w:hAnsi="Malgun Gothic" w:eastAsia="Malgun Gothic"/>
           <w:b/>
           <w:color w:val="57534E"/>
-          <w:sz w:val="21"/>
+          <w:sz w:val="20"/>
         </w:rPr>
-        <w:t xml:space="preserve">담당  </w:t>
+        <w:t xml:space="preserve">결과  </w:t>
       </w:r>
       <w:r>
         <w:rPr>
           <w:rFonts w:ascii="Malgun Gothic" w:hAnsi="Malgun Gothic" w:eastAsia="Malgun Gothic"/>
-          <w:sz w:val="21"/>
+          <w:sz w:val="20"/>
         </w:rPr>
-        <w:t>React 19·Vite 8 기반 편집기 전체 구현, Canvas 렌더링과 시대별 이미지 보정, 단위·E2E 테스트 작성, GitHub Pages 배포</w:t>
+        <w:t>런타임 의존성을 2개로 유지하면서 단위 테스트 70개와 실제 브라우저 E2E 28개로 픽셀·모바일·상호작용·대비를 검사하고 GitHub Pages에 공개했습니다.</w:t>
       </w:r>
     </w:p>
     <w:p>
       <w:pPr>
-        <w:spacing w:after="60"/>
+        <w:keepNext/>
+        <w:spacing w:after="40"/>
+        <w:ind w:left="749" w:hanging="749"/>
       </w:pPr>
       <w:r>
         <w:rPr>
           <w:rFonts w:ascii="Malgun Gothic" w:hAnsi="Malgun Gothic" w:eastAsia="Malgun Gothic"/>
           <w:b/>
           <w:color w:val="57534E"/>
-          <w:sz w:val="21"/>
-        </w:rPr>
-        <w:t xml:space="preserve">핵심 결과  </w:t>
-      </w:r>
-      <w:r>
-        <w:rPr>
-          <w:rFonts w:ascii="Malgun Gothic" w:hAnsi="Malgun Gothic" w:eastAsia="Malgun Gothic"/>
-          <w:sz w:val="21"/>
-        </w:rPr>
-        <w:t>런타임 의존성을 2개로 유지하면서 단위 테스트 70개와 실제 브라우저 E2E 28개로 픽셀·모바일·상호작용·대비를 검사하고 GitHub Pages에 공개했습니다.</w:t>
-      </w:r>
-    </w:p>
-    <w:p>
-      <w:pPr>
-        <w:spacing w:after="60"/>
-      </w:pPr>
-      <w:r>
-        <w:rPr>
-          <w:rFonts w:ascii="Malgun Gothic" w:hAnsi="Malgun Gothic" w:eastAsia="Malgun Gothic"/>
-          <w:b/>
-          <w:color w:val="57534E"/>
-          <w:sz w:val="21"/>
+          <w:sz w:val="20"/>
         </w:rPr>
         <w:t xml:space="preserve">기술  </w:t>
       </w:r>
       <w:r>
         <w:rPr>
           <w:rFonts w:ascii="Malgun Gothic" w:hAnsi="Malgun Gothic" w:eastAsia="Malgun Gothic"/>
-          <w:sz w:val="21"/>
+          <w:sz w:val="20"/>
         </w:rPr>
         <w:t>React 19 · Vite 8 · Canvas API · Playwright</w:t>
       </w:r>
     </w:p>
     <w:p>
+      <w:pPr>
+        <w:keepNext w:val="0"/>
+        <w:spacing w:after="40"/>
+      </w:pPr>
       <w:hyperlink r:id="rId16">
         <w:r>
           <w:rPr>
@@ -989,8 +891,15 @@
           <w:t>사이트 체험</w:t>
         </w:r>
       </w:hyperlink>
-    </w:p>
-    <w:p>
+      <w:r>
+        <w:rPr>
+          <w:rFonts w:ascii="Malgun Gothic" w:hAnsi="Malgun Gothic" w:eastAsia="Malgun Gothic"/>
+          <w:b w:val="0"/>
+          <w:color w:val="57534E"/>
+          <w:sz w:val="20"/>
+        </w:rPr>
+        <w:t xml:space="preserve">   ·   </w:t>
+      </w:r>
       <w:hyperlink r:id="rId17">
         <w:r>
           <w:rPr>
@@ -1002,9 +911,83 @@
         </w:r>
       </w:hyperlink>
     </w:p>
+    <w:p>
+      <w:pPr>
+        <w:keepNext/>
+        <w:spacing w:before="300" w:after="140"/>
+        <w:pBdr>
+          <w:bottom w:val="single" w:sz="6" w:space="4" w:color="D9D9D9"/>
+        </w:pBdr>
+      </w:pPr>
+      <w:r>
+        <w:rPr>
+          <w:rFonts w:ascii="Malgun Gothic" w:hAnsi="Malgun Gothic" w:eastAsia="Malgun Gothic"/>
+          <w:b/>
+          <w:color w:val="1C1917"/>
+          <w:sz w:val="23"/>
+        </w:rPr>
+        <w:t>교육</w:t>
+      </w:r>
+    </w:p>
+    <w:p>
+      <w:pPr>
+        <w:keepNext/>
+        <w:tabs>
+          <w:tab w:pos="9746" w:val="right"/>
+        </w:tabs>
+        <w:spacing w:before="200" w:after="40"/>
+      </w:pPr>
+      <w:r>
+        <w:rPr>
+          <w:rFonts w:ascii="Malgun Gothic" w:hAnsi="Malgun Gothic" w:eastAsia="Malgun Gothic"/>
+          <w:b/>
+          <w:color w:val="1C1917"/>
+          <w:sz w:val="22"/>
+        </w:rPr>
+        <w:t>SKT ALEPH 네트워크 보안 과정</w:t>
+      </w:r>
+      <w:r>
+        <w:rPr>
+          <w:rFonts w:ascii="Malgun Gothic" w:hAnsi="Malgun Gothic" w:eastAsia="Malgun Gothic"/>
+          <w:b w:val="0"/>
+          <w:color w:val="57534E"/>
+          <w:sz w:val="20"/>
+        </w:rPr>
+        <w:tab/>
+        <w:t>2026.08 - 2026.11</w:t>
+      </w:r>
+    </w:p>
+    <w:p>
+      <w:pPr>
+        <w:keepNext/>
+        <w:tabs>
+          <w:tab w:pos="9746" w:val="right"/>
+        </w:tabs>
+        <w:spacing w:before="200" w:after="40"/>
+      </w:pPr>
+      <w:r>
+        <w:rPr>
+          <w:rFonts w:ascii="Malgun Gothic" w:hAnsi="Malgun Gothic" w:eastAsia="Malgun Gothic"/>
+          <w:b/>
+          <w:color w:val="1C1917"/>
+          <w:sz w:val="22"/>
+        </w:rPr>
+        <w:t>컴퓨터소프트웨어공학 학사</w:t>
+      </w:r>
+      <w:r>
+        <w:rPr>
+          <w:rFonts w:ascii="Malgun Gothic" w:hAnsi="Malgun Gothic" w:eastAsia="Malgun Gothic"/>
+          <w:b w:val="0"/>
+          <w:color w:val="57534E"/>
+          <w:sz w:val="20"/>
+        </w:rPr>
+        <w:tab/>
+        <w:t>2025년 졸업</w:t>
+      </w:r>
+    </w:p>
     <w:sectPr>
       <w:pgSz w:w="11906" w:h="16838"/>
-      <w:pgMar w:top="1037" w:right="1123" w:bottom="1037" w:left="1123" w:header="720" w:footer="720" w:gutter="0"/>
+      <w:pgMar w:top="1008" w:right="1080" w:bottom="1008" w:left="1080" w:header="720" w:footer="720" w:gutter="0"/>
       <w:cols w:space="720"/>
       <w:docGrid w:linePitch="360"/>
     </w:sectPr>

--- a/docs/files/resume-kim-myeongjun.docx
+++ b/docs/files/resume-kim-myeongjun.docx
@@ -759,6 +759,24 @@
     <w:p>
       <w:pPr>
         <w:keepNext/>
+        <w:spacing w:before="300" w:after="140"/>
+        <w:pBdr>
+          <w:bottom w:val="single" w:sz="6" w:space="4" w:color="D9D9D9"/>
+        </w:pBdr>
+      </w:pPr>
+      <w:r>
+        <w:rPr>
+          <w:rFonts w:ascii="Malgun Gothic" w:hAnsi="Malgun Gothic" w:eastAsia="Malgun Gothic"/>
+          <w:b/>
+          <w:color w:val="1C1917"/>
+          <w:sz w:val="23"/>
+        </w:rPr>
+        <w:t>그 외 과제</w:t>
+      </w:r>
+    </w:p>
+    <w:p>
+      <w:pPr>
+        <w:keepNext/>
         <w:tabs>
           <w:tab w:pos="9746" w:val="right"/>
         </w:tabs>
@@ -797,52 +815,6 @@
           <w:color w:val="57534E"/>
           <w:sz w:val="20"/>
         </w:rPr>
-        <w:t xml:space="preserve">역할  </w:t>
-      </w:r>
-      <w:r>
-        <w:rPr>
-          <w:rFonts w:ascii="Malgun Gothic" w:hAnsi="Malgun Gothic" w:eastAsia="Malgun Gothic"/>
-          <w:sz w:val="20"/>
-        </w:rPr>
-        <w:t>기획 · 프론트엔드 구현 · 테스트 · 배포</w:t>
-      </w:r>
-    </w:p>
-    <w:p>
-      <w:pPr>
-        <w:keepNext/>
-        <w:spacing w:after="40"/>
-        <w:ind w:left="749" w:hanging="749"/>
-      </w:pPr>
-      <w:r>
-        <w:rPr>
-          <w:rFonts w:ascii="Malgun Gothic" w:hAnsi="Malgun Gothic" w:eastAsia="Malgun Gothic"/>
-          <w:b/>
-          <w:color w:val="57534E"/>
-          <w:sz w:val="20"/>
-        </w:rPr>
-        <w:t xml:space="preserve">담당  </w:t>
-      </w:r>
-      <w:r>
-        <w:rPr>
-          <w:rFonts w:ascii="Malgun Gothic" w:hAnsi="Malgun Gothic" w:eastAsia="Malgun Gothic"/>
-          <w:sz w:val="20"/>
-        </w:rPr>
-        <w:t>React 19·Vite 8 기반 편집기 전체 구현, Canvas 렌더링과 시대별 이미지 보정, 단위·E2E 테스트 작성, GitHub Pages 배포</w:t>
-      </w:r>
-    </w:p>
-    <w:p>
-      <w:pPr>
-        <w:keepNext/>
-        <w:spacing w:after="40"/>
-        <w:ind w:left="749" w:hanging="749"/>
-      </w:pPr>
-      <w:r>
-        <w:rPr>
-          <w:rFonts w:ascii="Malgun Gothic" w:hAnsi="Malgun Gothic" w:eastAsia="Malgun Gothic"/>
-          <w:b/>
-          <w:color w:val="57534E"/>
-          <w:sz w:val="20"/>
-        </w:rPr>
         <w:t xml:space="preserve">결과  </w:t>
       </w:r>
       <w:r>
@@ -851,29 +823,6 @@
           <w:sz w:val="20"/>
         </w:rPr>
         <w:t>런타임 의존성을 2개로 유지하면서 단위 테스트 70개와 실제 브라우저 E2E 28개로 픽셀·모바일·상호작용·대비를 검사하고 GitHub Pages에 공개했습니다.</w:t>
-      </w:r>
-    </w:p>
-    <w:p>
-      <w:pPr>
-        <w:keepNext/>
-        <w:spacing w:after="40"/>
-        <w:ind w:left="749" w:hanging="749"/>
-      </w:pPr>
-      <w:r>
-        <w:rPr>
-          <w:rFonts w:ascii="Malgun Gothic" w:hAnsi="Malgun Gothic" w:eastAsia="Malgun Gothic"/>
-          <w:b/>
-          <w:color w:val="57534E"/>
-          <w:sz w:val="20"/>
-        </w:rPr>
-        <w:t xml:space="preserve">기술  </w:t>
-      </w:r>
-      <w:r>
-        <w:rPr>
-          <w:rFonts w:ascii="Malgun Gothic" w:hAnsi="Malgun Gothic" w:eastAsia="Malgun Gothic"/>
-          <w:sz w:val="20"/>
-        </w:rPr>
-        <w:t>React 19 · Vite 8 · Canvas API · Playwright</w:t>
       </w:r>
     </w:p>
     <w:p>
@@ -901,6 +850,178 @@
         <w:t xml:space="preserve">   ·   </w:t>
       </w:r>
       <w:hyperlink r:id="rId17">
+        <w:r>
+          <w:rPr>
+            <w:rFonts w:ascii="Malgun Gothic" w:hAnsi="Malgun Gothic" w:eastAsia="Malgun Gothic"/>
+            <w:color w:val="1D4ED8"/>
+            <w:u w:val="single"/>
+          </w:rPr>
+          <w:t>공개 저장소</w:t>
+        </w:r>
+      </w:hyperlink>
+    </w:p>
+    <w:p>
+      <w:pPr>
+        <w:keepNext/>
+        <w:tabs>
+          <w:tab w:pos="9746" w:val="right"/>
+        </w:tabs>
+        <w:spacing w:before="200" w:after="40"/>
+      </w:pPr>
+      <w:r>
+        <w:rPr>
+          <w:rFonts w:ascii="Malgun Gothic" w:hAnsi="Malgun Gothic" w:eastAsia="Malgun Gothic"/>
+          <w:b/>
+          <w:color w:val="1C1917"/>
+          <w:sz w:val="22"/>
+        </w:rPr>
+        <w:t>4번 과제 · GAME PULSE 데이터 보드</w:t>
+      </w:r>
+      <w:r>
+        <w:rPr>
+          <w:rFonts w:ascii="Malgun Gothic" w:hAnsi="Malgun Gothic" w:eastAsia="Malgun Gothic"/>
+          <w:b w:val="0"/>
+          <w:color w:val="57534E"/>
+          <w:sz w:val="20"/>
+        </w:rPr>
+        <w:tab/>
+        <w:t>2026.08 - 2026.09</w:t>
+      </w:r>
+    </w:p>
+    <w:p>
+      <w:pPr>
+        <w:keepNext/>
+        <w:spacing w:after="40"/>
+        <w:ind w:left="749" w:hanging="749"/>
+      </w:pPr>
+      <w:r>
+        <w:rPr>
+          <w:rFonts w:ascii="Malgun Gothic" w:hAnsi="Malgun Gothic" w:eastAsia="Malgun Gothic"/>
+          <w:b/>
+          <w:color w:val="57534E"/>
+          <w:sz w:val="20"/>
+        </w:rPr>
+        <w:t xml:space="preserve">결과  </w:t>
+      </w:r>
+      <w:r>
+        <w:rPr>
+          <w:rFonts w:ascii="Malgun Gothic" w:hAnsi="Malgun Gothic" w:eastAsia="Malgun Gothic"/>
+          <w:sz w:val="20"/>
+        </w:rPr>
+        <w:t>회귀 테스트 317개를 모두 통과하고 과제 조건 35개의 감사 경로를 남겼습니다. 공개 화면에서 원자료·저장값·계산값·화면값을 손으로 대조할 수 있습니다.</w:t>
+      </w:r>
+    </w:p>
+    <w:p>
+      <w:pPr>
+        <w:keepNext w:val="0"/>
+        <w:spacing w:after="40"/>
+      </w:pPr>
+      <w:hyperlink r:id="rId18">
+        <w:r>
+          <w:rPr>
+            <w:rFonts w:ascii="Malgun Gothic" w:hAnsi="Malgun Gothic" w:eastAsia="Malgun Gothic"/>
+            <w:color w:val="1D4ED8"/>
+            <w:u w:val="single"/>
+          </w:rPr>
+          <w:t>사이트 체험</w:t>
+        </w:r>
+      </w:hyperlink>
+      <w:r>
+        <w:rPr>
+          <w:rFonts w:ascii="Malgun Gothic" w:hAnsi="Malgun Gothic" w:eastAsia="Malgun Gothic"/>
+          <w:b w:val="0"/>
+          <w:color w:val="57534E"/>
+          <w:sz w:val="20"/>
+        </w:rPr>
+        <w:t xml:space="preserve">   ·   </w:t>
+      </w:r>
+      <w:hyperlink r:id="rId19">
+        <w:r>
+          <w:rPr>
+            <w:rFonts w:ascii="Malgun Gothic" w:hAnsi="Malgun Gothic" w:eastAsia="Malgun Gothic"/>
+            <w:color w:val="1D4ED8"/>
+            <w:u w:val="single"/>
+          </w:rPr>
+          <w:t>공개 저장소</w:t>
+        </w:r>
+      </w:hyperlink>
+    </w:p>
+    <w:p>
+      <w:pPr>
+        <w:keepNext/>
+        <w:tabs>
+          <w:tab w:pos="9746" w:val="right"/>
+        </w:tabs>
+        <w:spacing w:before="200" w:after="40"/>
+      </w:pPr>
+      <w:r>
+        <w:rPr>
+          <w:rFonts w:ascii="Malgun Gothic" w:hAnsi="Malgun Gothic" w:eastAsia="Malgun Gothic"/>
+          <w:b/>
+          <w:color w:val="1C1917"/>
+          <w:sz w:val="22"/>
+        </w:rPr>
+        <w:t>2번 과제 · SOC SHIFT:30 관제 판단 게임</w:t>
+      </w:r>
+      <w:r>
+        <w:rPr>
+          <w:rFonts w:ascii="Malgun Gothic" w:hAnsi="Malgun Gothic" w:eastAsia="Malgun Gothic"/>
+          <w:b w:val="0"/>
+          <w:color w:val="57534E"/>
+          <w:sz w:val="20"/>
+        </w:rPr>
+        <w:tab/>
+        <w:t>2026.08</w:t>
+      </w:r>
+    </w:p>
+    <w:p>
+      <w:pPr>
+        <w:keepNext/>
+        <w:spacing w:after="40"/>
+        <w:ind w:left="749" w:hanging="749"/>
+      </w:pPr>
+      <w:r>
+        <w:rPr>
+          <w:rFonts w:ascii="Malgun Gothic" w:hAnsi="Malgun Gothic" w:eastAsia="Malgun Gothic"/>
+          <w:b/>
+          <w:color w:val="57534E"/>
+          <w:sz w:val="20"/>
+        </w:rPr>
+        <w:t xml:space="preserve">결과  </w:t>
+      </w:r>
+      <w:r>
+        <w:rPr>
+          <w:rFonts w:ascii="Malgun Gothic" w:hAnsi="Malgun Gothic" w:eastAsia="Malgun Gothic"/>
+          <w:sz w:val="20"/>
+        </w:rPr>
+        <w:t>서버 없이 동작하는 구조로 만들고 자동 테스트 291개를 통과했으며, 설치나 로그인 없이 링크만으로 플레이할 수 있게 공개했습니다.</w:t>
+      </w:r>
+    </w:p>
+    <w:p>
+      <w:pPr>
+        <w:keepNext w:val="0"/>
+        <w:spacing w:after="40"/>
+      </w:pPr>
+      <w:hyperlink r:id="rId20">
+        <w:r>
+          <w:rPr>
+            <w:rFonts w:ascii="Malgun Gothic" w:hAnsi="Malgun Gothic" w:eastAsia="Malgun Gothic"/>
+            <w:color w:val="1D4ED8"/>
+            <w:u w:val="single"/>
+          </w:rPr>
+          <w:t>게임 실행</w:t>
+        </w:r>
+      </w:hyperlink>
+      <w:r>
+        <w:rPr>
+          <w:rFonts w:ascii="Malgun Gothic" w:hAnsi="Malgun Gothic" w:eastAsia="Malgun Gothic"/>
+          <w:b w:val="0"/>
+          <w:color w:val="57534E"/>
+          <w:sz w:val="20"/>
+        </w:rPr>
+        <w:t xml:space="preserve">   ·   </w:t>
+      </w:r>
+      <w:hyperlink r:id="rId21">
         <w:r>
           <w:rPr>
             <w:rFonts w:ascii="Malgun Gothic" w:hAnsi="Malgun Gothic" w:eastAsia="Malgun Gothic"/>

--- a/docs/files/resume-kim-myeongjun.docx
+++ b/docs/files/resume-kim-myeongjun.docx
@@ -202,9 +202,11 @@
     </w:p>
     <w:p>
       <w:pPr>
-        <w:keepNext w:val="0"/>
+        <w:tabs>
+          <w:tab w:pos="1728" w:val="left"/>
+        </w:tabs>
         <w:spacing w:after="40"/>
-        <w:ind w:left="749" w:hanging="749"/>
+        <w:ind w:left="1728" w:hanging="1728"/>
       </w:pPr>
       <w:r>
         <w:rPr>
@@ -213,7 +215,8 @@
           <w:color w:val="57534E"/>
           <w:sz w:val="20"/>
         </w:rPr>
-        <w:t xml:space="preserve">Frontend  </w:t>
+        <w:t>Frontend</w:t>
+        <w:tab/>
       </w:r>
       <w:r>
         <w:rPr>
@@ -225,9 +228,11 @@
     </w:p>
     <w:p>
       <w:pPr>
-        <w:keepNext w:val="0"/>
+        <w:tabs>
+          <w:tab w:pos="1728" w:val="left"/>
+        </w:tabs>
         <w:spacing w:after="40"/>
-        <w:ind w:left="749" w:hanging="749"/>
+        <w:ind w:left="1728" w:hanging="1728"/>
       </w:pPr>
       <w:r>
         <w:rPr>
@@ -236,7 +241,8 @@
           <w:color w:val="57534E"/>
           <w:sz w:val="20"/>
         </w:rPr>
-        <w:t xml:space="preserve">Backend  </w:t>
+        <w:t>Backend</w:t>
+        <w:tab/>
       </w:r>
       <w:r>
         <w:rPr>
@@ -248,9 +254,11 @@
     </w:p>
     <w:p>
       <w:pPr>
-        <w:keepNext w:val="0"/>
+        <w:tabs>
+          <w:tab w:pos="1728" w:val="left"/>
+        </w:tabs>
         <w:spacing w:after="40"/>
-        <w:ind w:left="749" w:hanging="749"/>
+        <w:ind w:left="1728" w:hanging="1728"/>
       </w:pPr>
       <w:r>
         <w:rPr>
@@ -259,7 +267,8 @@
           <w:color w:val="57534E"/>
           <w:sz w:val="20"/>
         </w:rPr>
-        <w:t xml:space="preserve">Data AI  </w:t>
+        <w:t>Data · AI</w:t>
+        <w:tab/>
       </w:r>
       <w:r>
         <w:rPr>
@@ -271,9 +280,11 @@
     </w:p>
     <w:p>
       <w:pPr>
-        <w:keepNext w:val="0"/>
+        <w:tabs>
+          <w:tab w:pos="1728" w:val="left"/>
+        </w:tabs>
         <w:spacing w:after="40"/>
-        <w:ind w:left="749" w:hanging="749"/>
+        <w:ind w:left="1728" w:hanging="1728"/>
       </w:pPr>
       <w:r>
         <w:rPr>
@@ -282,7 +293,8 @@
           <w:color w:val="57534E"/>
           <w:sz w:val="20"/>
         </w:rPr>
-        <w:t xml:space="preserve">Infra Security  </w:t>
+        <w:t>Infra · Security</w:t>
+        <w:tab/>
       </w:r>
       <w:r>
         <w:rPr>

--- a/docs/files/resume-kim-myeongjun.docx
+++ b/docs/files/resume-kim-myeongjun.docx
@@ -801,7 +801,7 @@
           <w:color w:val="1C1917"/>
           <w:sz w:val="22"/>
         </w:rPr>
-        <w:t>3번 과제 · ALTER / EGO 카드 스튜디오</w:t>
+        <w:t>5번 과제 · 대화 없이 넘긴 AI 인계</w:t>
       </w:r>
       <w:r>
         <w:rPr>
@@ -811,7 +811,7 @@
           <w:sz w:val="20"/>
         </w:rPr>
         <w:tab/>
-        <w:t>2026.08</w:t>
+        <w:t>2026.08 - 2026.09</w:t>
       </w:r>
     </w:p>
     <w:p>
@@ -834,7 +834,7 @@
           <w:rFonts w:ascii="Malgun Gothic" w:hAnsi="Malgun Gothic" w:eastAsia="Malgun Gothic"/>
           <w:sz w:val="20"/>
         </w:rPr>
-        <w:t>런타임 의존성을 2개로 유지하면서 단위 테스트 70개와 실제 브라우저 E2E 28개로 픽셀·모바일·상호작용·대비를 검사하고 GitHub Pages에 공개했습니다.</w:t>
+        <w:t>고정 검사 10개를 모두 통과하고 단위 테스트 85개와 Chromium E2E 38개를 유지했으며, 사람이 코드를 다시 고치거나 같은 내용을 재설명한 일은 없었습니다.</w:t>
       </w:r>
     </w:p>
     <w:p>
@@ -862,6 +862,25 @@
         <w:t xml:space="preserve">   ·   </w:t>
       </w:r>
       <w:hyperlink r:id="rId17">
+        <w:r>
+          <w:rPr>
+            <w:rFonts w:ascii="Malgun Gothic" w:hAnsi="Malgun Gothic" w:eastAsia="Malgun Gothic"/>
+            <w:color w:val="1D4ED8"/>
+            <w:u w:val="single"/>
+          </w:rPr>
+          <w:t>인계 결과 보기</w:t>
+        </w:r>
+      </w:hyperlink>
+      <w:r>
+        <w:rPr>
+          <w:rFonts w:ascii="Malgun Gothic" w:hAnsi="Malgun Gothic" w:eastAsia="Malgun Gothic"/>
+          <w:b w:val="0"/>
+          <w:color w:val="57534E"/>
+          <w:sz w:val="20"/>
+        </w:rPr>
+        <w:t xml:space="preserve">   ·   </w:t>
+      </w:r>
+      <w:hyperlink r:id="rId18">
         <w:r>
           <w:rPr>
             <w:rFonts w:ascii="Malgun Gothic" w:hAnsi="Malgun Gothic" w:eastAsia="Malgun Gothic"/>
@@ -928,7 +947,7 @@
         <w:keepNext w:val="0"/>
         <w:spacing w:after="40"/>
       </w:pPr>
-      <w:hyperlink r:id="rId18">
+      <w:hyperlink r:id="rId19">
         <w:r>
           <w:rPr>
             <w:rFonts w:ascii="Malgun Gothic" w:hAnsi="Malgun Gothic" w:eastAsia="Malgun Gothic"/>
@@ -947,7 +966,7 @@
         </w:rPr>
         <w:t xml:space="preserve">   ·   </w:t>
       </w:r>
-      <w:hyperlink r:id="rId19">
+      <w:hyperlink r:id="rId20">
         <w:r>
           <w:rPr>
             <w:rFonts w:ascii="Malgun Gothic" w:hAnsi="Malgun Gothic" w:eastAsia="Malgun Gothic"/>
@@ -1014,7 +1033,7 @@
         <w:keepNext w:val="0"/>
         <w:spacing w:after="40"/>
       </w:pPr>
-      <w:hyperlink r:id="rId20">
+      <w:hyperlink r:id="rId21">
         <w:r>
           <w:rPr>
             <w:rFonts w:ascii="Malgun Gothic" w:hAnsi="Malgun Gothic" w:eastAsia="Malgun Gothic"/>
@@ -1033,7 +1052,7 @@
         </w:rPr>
         <w:t xml:space="preserve">   ·   </w:t>
       </w:r>
-      <w:hyperlink r:id="rId21">
+      <w:hyperlink r:id="rId22">
         <w:r>
           <w:rPr>
             <w:rFonts w:ascii="Malgun Gothic" w:hAnsi="Malgun Gothic" w:eastAsia="Malgun Gothic"/>

--- a/docs/files/resume-kim-myeongjun.docx
+++ b/docs/files/resume-kim-myeongjun.docx
@@ -783,7 +783,7 @@
           <w:color w:val="1C1917"/>
           <w:sz w:val="23"/>
         </w:rPr>
-        <w:t>그 외 과제</w:t>
+        <w:t>그 외 작업</w:t>
       </w:r>
     </w:p>
     <w:p>
@@ -906,6 +906,73 @@
           <w:color w:val="1C1917"/>
           <w:sz w:val="22"/>
         </w:rPr>
+        <w:t>수업 실습 · 경보와 권한 회수를 붙인 보안 게시판</w:t>
+      </w:r>
+      <w:r>
+        <w:rPr>
+          <w:rFonts w:ascii="Malgun Gothic" w:hAnsi="Malgun Gothic" w:eastAsia="Malgun Gothic"/>
+          <w:b w:val="0"/>
+          <w:color w:val="57534E"/>
+          <w:sz w:val="20"/>
+        </w:rPr>
+        <w:tab/>
+        <w:t>2026.09</w:t>
+      </w:r>
+    </w:p>
+    <w:p>
+      <w:pPr>
+        <w:keepNext/>
+        <w:spacing w:after="40"/>
+        <w:ind w:left="749" w:hanging="749"/>
+      </w:pPr>
+      <w:r>
+        <w:rPr>
+          <w:rFonts w:ascii="Malgun Gothic" w:hAnsi="Malgun Gothic" w:eastAsia="Malgun Gothic"/>
+          <w:b/>
+          <w:color w:val="57534E"/>
+          <w:sz w:val="20"/>
+        </w:rPr>
+        <w:t xml:space="preserve">결과  </w:t>
+      </w:r>
+      <w:r>
+        <w:rPr>
+          <w:rFonts w:ascii="Malgun Gothic" w:hAnsi="Malgun Gothic" w:eastAsia="Malgun Gothic"/>
+          <w:sz w:val="20"/>
+        </w:rPr>
+        <w:t>자동 테스트 45개를 통과했고, Kali에서 보낸 2초 SYN Flood 35,033개가 출발지·개수와 함께 Graylog, n8n, 메신저 3종, 게시판 기록까지 이어지는 것을 확인했습니다.</w:t>
+      </w:r>
+    </w:p>
+    <w:p>
+      <w:pPr>
+        <w:keepNext w:val="0"/>
+        <w:spacing w:after="40"/>
+      </w:pPr>
+      <w:hyperlink r:id="rId19">
+        <w:r>
+          <w:rPr>
+            <w:rFonts w:ascii="Malgun Gothic" w:hAnsi="Malgun Gothic" w:eastAsia="Malgun Gothic"/>
+            <w:color w:val="1D4ED8"/>
+            <w:u w:val="single"/>
+          </w:rPr>
+          <w:t>공개 저장소</w:t>
+        </w:r>
+      </w:hyperlink>
+    </w:p>
+    <w:p>
+      <w:pPr>
+        <w:keepNext/>
+        <w:tabs>
+          <w:tab w:pos="9746" w:val="right"/>
+        </w:tabs>
+        <w:spacing w:before="200" w:after="40"/>
+      </w:pPr>
+      <w:r>
+        <w:rPr>
+          <w:rFonts w:ascii="Malgun Gothic" w:hAnsi="Malgun Gothic" w:eastAsia="Malgun Gothic"/>
+          <w:b/>
+          <w:color w:val="1C1917"/>
+          <w:sz w:val="22"/>
+        </w:rPr>
         <w:t>4번 과제 · GAME PULSE 데이터 보드</w:t>
       </w:r>
       <w:r>
@@ -947,7 +1014,7 @@
         <w:keepNext w:val="0"/>
         <w:spacing w:after="40"/>
       </w:pPr>
-      <w:hyperlink r:id="rId19">
+      <w:hyperlink r:id="rId20">
         <w:r>
           <w:rPr>
             <w:rFonts w:ascii="Malgun Gothic" w:hAnsi="Malgun Gothic" w:eastAsia="Malgun Gothic"/>
@@ -966,7 +1033,7 @@
         </w:rPr>
         <w:t xml:space="preserve">   ·   </w:t>
       </w:r>
-      <w:hyperlink r:id="rId20">
+      <w:hyperlink r:id="rId21">
         <w:r>
           <w:rPr>
             <w:rFonts w:ascii="Malgun Gothic" w:hAnsi="Malgun Gothic" w:eastAsia="Malgun Gothic"/>
@@ -1033,7 +1100,7 @@
         <w:keepNext w:val="0"/>
         <w:spacing w:after="40"/>
       </w:pPr>
-      <w:hyperlink r:id="rId21">
+      <w:hyperlink r:id="rId22">
         <w:r>
           <w:rPr>
             <w:rFonts w:ascii="Malgun Gothic" w:hAnsi="Malgun Gothic" w:eastAsia="Malgun Gothic"/>
@@ -1052,7 +1119,7 @@
         </w:rPr>
         <w:t xml:space="preserve">   ·   </w:t>
       </w:r>
-      <w:hyperlink r:id="rId22">
+      <w:hyperlink r:id="rId23">
         <w:r>
           <w:rPr>
             <w:rFonts w:ascii="Malgun Gothic" w:hAnsi="Malgun Gothic" w:eastAsia="Malgun Gothic"/>

--- a/docs/files/resume-kim-myeongjun.docx
+++ b/docs/files/resume-kim-myeongjun.docx
@@ -1191,6 +1191,80 @@
           <w:color w:val="1C1917"/>
           <w:sz w:val="22"/>
         </w:rPr>
+        <w:t>생성형 AI 활용 실버케어 PHR 솔루션 개발 교육과정</w:t>
+      </w:r>
+      <w:r>
+        <w:rPr>
+          <w:rFonts w:ascii="Malgun Gothic" w:hAnsi="Malgun Gothic" w:eastAsia="Malgun Gothic"/>
+          <w:b w:val="0"/>
+          <w:color w:val="57534E"/>
+          <w:sz w:val="20"/>
+        </w:rPr>
+        <w:tab/>
+        <w:t>2026.03 - 2026.08</w:t>
+      </w:r>
+    </w:p>
+    <w:p>
+      <w:pPr>
+        <w:keepNext/>
+        <w:spacing w:after="40"/>
+        <w:ind w:left="749" w:hanging="749"/>
+      </w:pPr>
+      <w:r>
+        <w:rPr>
+          <w:rFonts w:ascii="Malgun Gothic" w:hAnsi="Malgun Gothic" w:eastAsia="Malgun Gothic"/>
+          <w:b/>
+          <w:color w:val="57534E"/>
+          <w:sz w:val="20"/>
+        </w:rPr>
+        <w:t xml:space="preserve">기관  </w:t>
+      </w:r>
+      <w:r>
+        <w:rPr>
+          <w:rFonts w:ascii="Malgun Gothic" w:hAnsi="Malgun Gothic" w:eastAsia="Malgun Gothic"/>
+          <w:sz w:val="20"/>
+        </w:rPr>
+        <w:t>코리아AI아카데미 부산점</w:t>
+      </w:r>
+    </w:p>
+    <w:p>
+      <w:pPr>
+        <w:keepNext w:val="0"/>
+        <w:spacing w:after="40"/>
+        <w:ind w:left="749" w:hanging="749"/>
+      </w:pPr>
+      <w:r>
+        <w:rPr>
+          <w:rFonts w:ascii="Malgun Gothic" w:hAnsi="Malgun Gothic" w:eastAsia="Malgun Gothic"/>
+          <w:b/>
+          <w:color w:val="57534E"/>
+          <w:sz w:val="20"/>
+        </w:rPr>
+        <w:t xml:space="preserve">내용  </w:t>
+      </w:r>
+      <w:r>
+        <w:rPr>
+          <w:rFonts w:ascii="Malgun Gothic" w:hAnsi="Malgun Gothic" w:eastAsia="Malgun Gothic"/>
+          <w:sz w:val="20"/>
+        </w:rPr>
+        <w:t>Java, Spring Boot, React 기반 풀스택 웹 개발과 생성형 AI 활용 교육을 이수하고, MySQL, REST API, JWT·OAuth2 인증, Git/GitHub 협업, Docker·Nginx 기반 배포 및 팀 프로젝트를 수행했습니다.</w:t>
+      </w:r>
+    </w:p>
+    <w:p>
+      <w:pPr>
+        <w:keepNext/>
+        <w:tabs>
+          <w:tab w:pos="9746" w:val="right"/>
+        </w:tabs>
+        <w:spacing w:before="200" w:after="40"/>
+      </w:pPr>
+      <w:r>
+        <w:rPr>
+          <w:rFonts w:ascii="Malgun Gothic" w:hAnsi="Malgun Gothic" w:eastAsia="Malgun Gothic"/>
+          <w:b/>
+          <w:color w:val="1C1917"/>
+          <w:sz w:val="22"/>
+        </w:rPr>
         <w:t>컴퓨터소프트웨어공학 학사</w:t>
       </w:r>
       <w:r>

--- a/docs/files/resume-kim-myeongjun.docx
+++ b/docs/files/resume-kim-myeongjun.docx
@@ -45,7 +45,7 @@
           <w:color w:val="57534E"/>
           <w:sz w:val="21"/>
         </w:rPr>
-        <w:t>신입 풀스택 개발자</w:t>
+        <w:t>신입 개발자 · 서비스 개발 → 네트워크·보안</w:t>
       </w:r>
       <w:r>
         <w:rPr>
@@ -215,7 +215,7 @@
           <w:color w:val="57534E"/>
           <w:sz w:val="20"/>
         </w:rPr>
-        <w:t>Frontend</w:t>
+        <w:t>서비스 개발</w:t>
         <w:tab/>
       </w:r>
       <w:r>
@@ -223,7 +223,7 @@
           <w:rFonts w:ascii="Malgun Gothic" w:hAnsi="Malgun Gothic" w:eastAsia="Malgun Gothic"/>
           <w:sz w:val="20"/>
         </w:rPr>
-        <w:t>React</w:t>
+        <w:t>Java · Spring Boot · React · TypeScript · Flask · MySQL · PostgreSQL · REST API</w:t>
       </w:r>
     </w:p>
     <w:p>
@@ -241,7 +241,7 @@
           <w:color w:val="57534E"/>
           <w:sz w:val="20"/>
         </w:rPr>
-        <w:t>Backend</w:t>
+        <w:t>인증 · 보안</w:t>
         <w:tab/>
       </w:r>
       <w:r>
@@ -249,7 +249,7 @@
           <w:rFonts w:ascii="Malgun Gothic" w:hAnsi="Malgun Gothic" w:eastAsia="Malgun Gothic"/>
           <w:sz w:val="20"/>
         </w:rPr>
-        <w:t>Java · Spring Boot</w:t>
+        <w:t>JWT · OAuth · Argon2id · WebAuthn 패스키 · Graylog · n8n 경보</w:t>
       </w:r>
     </w:p>
     <w:p>
@@ -267,7 +267,33 @@
           <w:color w:val="57534E"/>
           <w:sz w:val="20"/>
         </w:rPr>
-        <w:t>Data · AI</w:t>
+        <w:t>네트워크</w:t>
+        <w:tab/>
+      </w:r>
+      <w:r>
+        <w:rPr>
+          <w:rFonts w:ascii="Malgun Gothic" w:hAnsi="Malgun Gothic" w:eastAsia="Malgun Gothic"/>
+          <w:sz w:val="20"/>
+        </w:rPr>
+        <w:t>VLAN · 라우팅 · ACL · pfSense</w:t>
+      </w:r>
+    </w:p>
+    <w:p>
+      <w:pPr>
+        <w:tabs>
+          <w:tab w:pos="1728" w:val="left"/>
+        </w:tabs>
+        <w:spacing w:after="40"/>
+        <w:ind w:left="1728" w:hanging="1728"/>
+      </w:pPr>
+      <w:r>
+        <w:rPr>
+          <w:rFonts w:ascii="Malgun Gothic" w:hAnsi="Malgun Gothic" w:eastAsia="Malgun Gothic"/>
+          <w:b/>
+          <w:color w:val="57534E"/>
+          <w:sz w:val="20"/>
+        </w:rPr>
+        <w:t>연구 · 데이터</w:t>
         <w:tab/>
       </w:r>
       <w:r>
@@ -293,7 +319,7 @@
           <w:color w:val="57534E"/>
           <w:sz w:val="20"/>
         </w:rPr>
-        <w:t>Infra · Security</w:t>
+        <w:t>검증 · 배포</w:t>
         <w:tab/>
       </w:r>
       <w:r>
@@ -301,7 +327,7 @@
           <w:rFonts w:ascii="Malgun Gothic" w:hAnsi="Malgun Gothic" w:eastAsia="Malgun Gothic"/>
           <w:sz w:val="20"/>
         </w:rPr>
-        <w:t>Ubuntu · Nginx · Docker · Network · Security</w:t>
+        <w:t>Playwright · Vitest · GitHub Actions · Docker · Nginx · Ubuntu</w:t>
       </w:r>
     </w:p>
     <w:p>

--- a/docs/files/resume-kim-myeongjun.docx
+++ b/docs/files/resume-kim-myeongjun.docx
@@ -363,6 +363,161 @@
           <w:color w:val="1C1917"/>
           <w:sz w:val="22"/>
         </w:rPr>
+        <w:t>13번 과제 · ExplainSOC 보안 AI 성능 숫자 검토 도구</w:t>
+      </w:r>
+      <w:r>
+        <w:rPr>
+          <w:rFonts w:ascii="Malgun Gothic" w:hAnsi="Malgun Gothic" w:eastAsia="Malgun Gothic"/>
+          <w:b w:val="0"/>
+          <w:color w:val="57534E"/>
+          <w:sz w:val="20"/>
+        </w:rPr>
+        <w:tab/>
+        <w:t>2026.09</w:t>
+      </w:r>
+    </w:p>
+    <w:p>
+      <w:pPr>
+        <w:keepNext/>
+        <w:spacing w:after="40"/>
+        <w:ind w:left="749" w:hanging="749"/>
+      </w:pPr>
+      <w:r>
+        <w:rPr>
+          <w:rFonts w:ascii="Malgun Gothic" w:hAnsi="Malgun Gothic" w:eastAsia="Malgun Gothic"/>
+          <w:b/>
+          <w:color w:val="57534E"/>
+          <w:sz w:val="20"/>
+        </w:rPr>
+        <w:t xml:space="preserve">역할  </w:t>
+      </w:r>
+      <w:r>
+        <w:rPr>
+          <w:rFonts w:ascii="Malgun Gothic" w:hAnsi="Malgun Gothic" w:eastAsia="Malgun Gothic"/>
+          <w:sz w:val="20"/>
+        </w:rPr>
+        <w:t>기획 · 프론트엔드 구현 · 사용자 관찰 · 검증 · 배포</w:t>
+      </w:r>
+    </w:p>
+    <w:p>
+      <w:pPr>
+        <w:keepNext/>
+        <w:spacing w:after="40"/>
+        <w:ind w:left="749" w:hanging="749"/>
+      </w:pPr>
+      <w:r>
+        <w:rPr>
+          <w:rFonts w:ascii="Malgun Gothic" w:hAnsi="Malgun Gothic" w:eastAsia="Malgun Gothic"/>
+          <w:b/>
+          <w:color w:val="57534E"/>
+          <w:sz w:val="20"/>
+        </w:rPr>
+        <w:t xml:space="preserve">담당  </w:t>
+      </w:r>
+      <w:r>
+        <w:rPr>
+          <w:rFonts w:ascii="Malgun Gothic" w:hAnsi="Malgun Gothic" w:eastAsia="Malgun Gothic"/>
+          <w:sz w:val="20"/>
+        </w:rPr>
+        <w:t>판독 규칙 15개·결론 카드·논문 실험실 구현, 사용자 반응 기록 6회, 재현 ZIP 검증, GitHub Pages 배포</w:t>
+      </w:r>
+    </w:p>
+    <w:p>
+      <w:pPr>
+        <w:keepNext/>
+        <w:spacing w:after="40"/>
+        <w:ind w:left="749" w:hanging="749"/>
+      </w:pPr>
+      <w:r>
+        <w:rPr>
+          <w:rFonts w:ascii="Malgun Gothic" w:hAnsi="Malgun Gothic" w:eastAsia="Malgun Gothic"/>
+          <w:b/>
+          <w:color w:val="57534E"/>
+          <w:sz w:val="20"/>
+        </w:rPr>
+        <w:t xml:space="preserve">결과  </w:t>
+      </w:r>
+      <w:r>
+        <w:rPr>
+          <w:rFonts w:ascii="Malgun Gothic" w:hAnsi="Malgun Gothic" w:eastAsia="Malgun Gothic"/>
+          <w:sz w:val="20"/>
+        </w:rPr>
+        <w:t>ALEPH 동기가 휴대폰에서 도움 없이 업체 질문까지 갔고, 단위·컴포넌트 테스트 152개와 실제 브라우저 테스트 35개를 통과한 커밋만 배포되게 했습니다.</w:t>
+      </w:r>
+    </w:p>
+    <w:p>
+      <w:pPr>
+        <w:keepNext/>
+        <w:spacing w:after="40"/>
+        <w:ind w:left="749" w:hanging="749"/>
+      </w:pPr>
+      <w:r>
+        <w:rPr>
+          <w:rFonts w:ascii="Malgun Gothic" w:hAnsi="Malgun Gothic" w:eastAsia="Malgun Gothic"/>
+          <w:b/>
+          <w:color w:val="57534E"/>
+          <w:sz w:val="20"/>
+        </w:rPr>
+        <w:t xml:space="preserve">기술  </w:t>
+      </w:r>
+      <w:r>
+        <w:rPr>
+          <w:rFonts w:ascii="Malgun Gothic" w:hAnsi="Malgun Gothic" w:eastAsia="Malgun Gothic"/>
+          <w:sz w:val="20"/>
+        </w:rPr>
+        <w:t>React 19 · TypeScript · Vite 8 · Vitest · Playwright</w:t>
+      </w:r>
+    </w:p>
+    <w:p>
+      <w:pPr>
+        <w:keepNext w:val="0"/>
+        <w:spacing w:after="40"/>
+      </w:pPr>
+      <w:hyperlink r:id="rId11">
+        <w:r>
+          <w:rPr>
+            <w:rFonts w:ascii="Malgun Gothic" w:hAnsi="Malgun Gothic" w:eastAsia="Malgun Gothic"/>
+            <w:color w:val="1D4ED8"/>
+            <w:u w:val="single"/>
+          </w:rPr>
+          <w:t>앱 체험</w:t>
+        </w:r>
+      </w:hyperlink>
+      <w:r>
+        <w:rPr>
+          <w:rFonts w:ascii="Malgun Gothic" w:hAnsi="Malgun Gothic" w:eastAsia="Malgun Gothic"/>
+          <w:b w:val="0"/>
+          <w:color w:val="57534E"/>
+          <w:sz w:val="20"/>
+        </w:rPr>
+        <w:t xml:space="preserve">   ·   </w:t>
+      </w:r>
+      <w:hyperlink r:id="rId12">
+        <w:r>
+          <w:rPr>
+            <w:rFonts w:ascii="Malgun Gothic" w:hAnsi="Malgun Gothic" w:eastAsia="Malgun Gothic"/>
+            <w:color w:val="1D4ED8"/>
+            <w:u w:val="single"/>
+          </w:rPr>
+          <w:t>공개 저장소</w:t>
+        </w:r>
+      </w:hyperlink>
+    </w:p>
+    <w:p>
+      <w:pPr>
+        <w:keepNext/>
+        <w:tabs>
+          <w:tab w:pos="9746" w:val="right"/>
+        </w:tabs>
+        <w:spacing w:before="200" w:after="40"/>
+      </w:pPr>
+      <w:r>
+        <w:rPr>
+          <w:rFonts w:ascii="Malgun Gothic" w:hAnsi="Malgun Gothic" w:eastAsia="Malgun Gothic"/>
+          <w:b/>
+          <w:color w:val="1C1917"/>
+          <w:sz w:val="22"/>
+        </w:rPr>
         <w:t>CLOV 팀 프로젝트</w:t>
       </w:r>
       <w:r>
@@ -473,7 +628,7 @@
         <w:keepNext w:val="0"/>
         <w:spacing w:after="40"/>
       </w:pPr>
-      <w:hyperlink r:id="rId11">
+      <w:hyperlink r:id="rId13">
         <w:r>
           <w:rPr>
             <w:rFonts w:ascii="Malgun Gothic" w:hAnsi="Malgun Gothic" w:eastAsia="Malgun Gothic"/>
@@ -492,7 +647,7 @@
         </w:rPr>
         <w:t xml:space="preserve">   ·   </w:t>
       </w:r>
-      <w:hyperlink r:id="rId12">
+      <w:hyperlink r:id="rId14">
         <w:r>
           <w:rPr>
             <w:rFonts w:ascii="Malgun Gothic" w:hAnsi="Malgun Gothic" w:eastAsia="Malgun Gothic"/>
@@ -574,7 +729,7 @@
           <w:rFonts w:ascii="Malgun Gothic" w:hAnsi="Malgun Gothic" w:eastAsia="Malgun Gothic"/>
           <w:sz w:val="20"/>
         </w:rPr>
-        <w:t>연구 설계, 데이터 감사, 세 모델 학습과 비교 실험, SHAP 설명 안정성 검증, 논문 작성과 재현 자료 공개</w:t>
+        <w:t>연구 설계, 데이터 감사, 세 모델 학습과 비교 실험, SHAP 설명 안정성 검증, 논문과 재현 자료 공개</w:t>
       </w:r>
     </w:p>
     <w:p>
@@ -597,7 +752,7 @@
           <w:rFonts w:ascii="Malgun Gothic" w:hAnsi="Malgun Gothic" w:eastAsia="Malgun Gothic"/>
           <w:sz w:val="20"/>
         </w:rPr>
-        <w:t>XGBoost Macro F1이 0.9979에서 0.3871로 낮아지는 격차를 재현 자료와 함께 논문으로 제출했습니다.</w:t>
+        <w:t>XGBoost Macro F1이 0.9979에서 0.3871로 낮아지는 격차를 재현 자료와 논문으로 제출했습니다.</w:t>
       </w:r>
     </w:p>
     <w:p>
@@ -628,7 +783,7 @@
         <w:keepNext w:val="0"/>
         <w:spacing w:after="40"/>
       </w:pPr>
-      <w:hyperlink r:id="rId13">
+      <w:hyperlink r:id="rId15">
         <w:r>
           <w:rPr>
             <w:rFonts w:ascii="Malgun Gothic" w:hAnsi="Malgun Gothic" w:eastAsia="Malgun Gothic"/>
@@ -647,7 +802,7 @@
         </w:rPr>
         <w:t xml:space="preserve">   ·   </w:t>
       </w:r>
-      <w:hyperlink r:id="rId14">
+      <w:hyperlink r:id="rId16">
         <w:r>
           <w:rPr>
             <w:rFonts w:ascii="Malgun Gothic" w:hAnsi="Malgun Gothic" w:eastAsia="Malgun Gothic"/>
@@ -657,6 +812,24 @@
           <w:t>공개 저장소</w:t>
         </w:r>
       </w:hyperlink>
+    </w:p>
+    <w:p>
+      <w:pPr>
+        <w:keepNext/>
+        <w:spacing w:before="300" w:after="140"/>
+        <w:pBdr>
+          <w:bottom w:val="single" w:sz="6" w:space="4" w:color="D9D9D9"/>
+        </w:pBdr>
+      </w:pPr>
+      <w:r>
+        <w:rPr>
+          <w:rFonts w:ascii="Malgun Gothic" w:hAnsi="Malgun Gothic" w:eastAsia="Malgun Gothic"/>
+          <w:b/>
+          <w:color w:val="1C1917"/>
+          <w:sz w:val="23"/>
+        </w:rPr>
+        <w:t>그 외 작업</w:t>
+      </w:r>
     </w:p>
     <w:p>
       <w:pPr>
@@ -699,52 +872,6 @@
           <w:color w:val="57534E"/>
           <w:sz w:val="20"/>
         </w:rPr>
-        <w:t xml:space="preserve">역할  </w:t>
-      </w:r>
-      <w:r>
-        <w:rPr>
-          <w:rFonts w:ascii="Malgun Gothic" w:hAnsi="Malgun Gothic" w:eastAsia="Malgun Gothic"/>
-          <w:sz w:val="20"/>
-        </w:rPr>
-        <w:t>WebAuthn 인증 설계 · 구현 · 검증 · 배포</w:t>
-      </w:r>
-    </w:p>
-    <w:p>
-      <w:pPr>
-        <w:keepNext/>
-        <w:spacing w:after="40"/>
-        <w:ind w:left="749" w:hanging="749"/>
-      </w:pPr>
-      <w:r>
-        <w:rPr>
-          <w:rFonts w:ascii="Malgun Gothic" w:hAnsi="Malgun Gothic" w:eastAsia="Malgun Gothic"/>
-          <w:b/>
-          <w:color w:val="57534E"/>
-          <w:sz w:val="20"/>
-        </w:rPr>
-        <w:t xml:space="preserve">담당  </w:t>
-      </w:r>
-      <w:r>
-        <w:rPr>
-          <w:rFonts w:ascii="Malgun Gothic" w:hAnsi="Malgun Gothic" w:eastAsia="Malgun Gothic"/>
-          <w:sz w:val="20"/>
-        </w:rPr>
-        <w:t>WebAuthn 등록·로그인 흐름 설계와 구현, 세션과 Origin·CSRF 검증, 데이터베이스 설계, 공개 배포</w:t>
-      </w:r>
-    </w:p>
-    <w:p>
-      <w:pPr>
-        <w:keepNext/>
-        <w:spacing w:after="40"/>
-        <w:ind w:left="749" w:hanging="749"/>
-      </w:pPr>
-      <w:r>
-        <w:rPr>
-          <w:rFonts w:ascii="Malgun Gothic" w:hAnsi="Malgun Gothic" w:eastAsia="Malgun Gothic"/>
-          <w:b/>
-          <w:color w:val="57534E"/>
-          <w:sz w:val="20"/>
-        </w:rPr>
         <w:t xml:space="preserve">결과  </w:t>
       </w:r>
       <w:r>
@@ -757,33 +884,10 @@
     </w:p>
     <w:p>
       <w:pPr>
-        <w:keepNext/>
-        <w:spacing w:after="40"/>
-        <w:ind w:left="749" w:hanging="749"/>
-      </w:pPr>
-      <w:r>
-        <w:rPr>
-          <w:rFonts w:ascii="Malgun Gothic" w:hAnsi="Malgun Gothic" w:eastAsia="Malgun Gothic"/>
-          <w:b/>
-          <w:color w:val="57534E"/>
-          <w:sz w:val="20"/>
-        </w:rPr>
-        <w:t xml:space="preserve">기술  </w:t>
-      </w:r>
-      <w:r>
-        <w:rPr>
-          <w:rFonts w:ascii="Malgun Gothic" w:hAnsi="Malgun Gothic" w:eastAsia="Malgun Gothic"/>
-          <w:sz w:val="20"/>
-        </w:rPr>
-        <w:t>Java 25 · Spring Boot · WebAuthn4J · PostgreSQL · Vercel</w:t>
-      </w:r>
-    </w:p>
-    <w:p>
-      <w:pPr>
         <w:keepNext w:val="0"/>
         <w:spacing w:after="40"/>
       </w:pPr>
-      <w:hyperlink r:id="rId15">
+      <w:hyperlink r:id="rId17">
         <w:r>
           <w:rPr>
             <w:rFonts w:ascii="Malgun Gothic" w:hAnsi="Malgun Gothic" w:eastAsia="Malgun Gothic"/>
@@ -793,24 +897,6 @@
           <w:t>공개 저장소</w:t>
         </w:r>
       </w:hyperlink>
-    </w:p>
-    <w:p>
-      <w:pPr>
-        <w:keepNext/>
-        <w:spacing w:before="300" w:after="140"/>
-        <w:pBdr>
-          <w:bottom w:val="single" w:sz="6" w:space="4" w:color="D9D9D9"/>
-        </w:pBdr>
-      </w:pPr>
-      <w:r>
-        <w:rPr>
-          <w:rFonts w:ascii="Malgun Gothic" w:hAnsi="Malgun Gothic" w:eastAsia="Malgun Gothic"/>
-          <w:b/>
-          <w:color w:val="1C1917"/>
-          <w:sz w:val="23"/>
-        </w:rPr>
-        <w:t>그 외 작업</w:t>
-      </w:r>
     </w:p>
     <w:p>
       <w:pPr>
@@ -868,7 +954,7 @@
         <w:keepNext w:val="0"/>
         <w:spacing w:after="40"/>
       </w:pPr>
-      <w:hyperlink r:id="rId16">
+      <w:hyperlink r:id="rId18">
         <w:r>
           <w:rPr>
             <w:rFonts w:ascii="Malgun Gothic" w:hAnsi="Malgun Gothic" w:eastAsia="Malgun Gothic"/>
@@ -887,7 +973,7 @@
         </w:rPr>
         <w:t xml:space="preserve">   ·   </w:t>
       </w:r>
-      <w:hyperlink r:id="rId17">
+      <w:hyperlink r:id="rId19">
         <w:r>
           <w:rPr>
             <w:rFonts w:ascii="Malgun Gothic" w:hAnsi="Malgun Gothic" w:eastAsia="Malgun Gothic"/>
@@ -906,7 +992,7 @@
         </w:rPr>
         <w:t xml:space="preserve">   ·   </w:t>
       </w:r>
-      <w:hyperlink r:id="rId18">
+      <w:hyperlink r:id="rId20">
         <w:r>
           <w:rPr>
             <w:rFonts w:ascii="Malgun Gothic" w:hAnsi="Malgun Gothic" w:eastAsia="Malgun Gothic"/>
@@ -973,7 +1059,7 @@
         <w:keepNext w:val="0"/>
         <w:spacing w:after="40"/>
       </w:pPr>
-      <w:hyperlink r:id="rId19">
+      <w:hyperlink r:id="rId21">
         <w:r>
           <w:rPr>
             <w:rFonts w:ascii="Malgun Gothic" w:hAnsi="Malgun Gothic" w:eastAsia="Malgun Gothic"/>
@@ -1040,7 +1126,7 @@
         <w:keepNext w:val="0"/>
         <w:spacing w:after="40"/>
       </w:pPr>
-      <w:hyperlink r:id="rId20">
+      <w:hyperlink r:id="rId22">
         <w:r>
           <w:rPr>
             <w:rFonts w:ascii="Malgun Gothic" w:hAnsi="Malgun Gothic" w:eastAsia="Malgun Gothic"/>
@@ -1059,7 +1145,7 @@
         </w:rPr>
         <w:t xml:space="preserve">   ·   </w:t>
       </w:r>
-      <w:hyperlink r:id="rId21">
+      <w:hyperlink r:id="rId23">
         <w:r>
           <w:rPr>
             <w:rFonts w:ascii="Malgun Gothic" w:hAnsi="Malgun Gothic" w:eastAsia="Malgun Gothic"/>
@@ -1126,7 +1212,7 @@
         <w:keepNext w:val="0"/>
         <w:spacing w:after="40"/>
       </w:pPr>
-      <w:hyperlink r:id="rId22">
+      <w:hyperlink r:id="rId24">
         <w:r>
           <w:rPr>
             <w:rFonts w:ascii="Malgun Gothic" w:hAnsi="Malgun Gothic" w:eastAsia="Malgun Gothic"/>
@@ -1145,7 +1231,7 @@
         </w:rPr>
         <w:t xml:space="preserve">   ·   </w:t>
       </w:r>
-      <w:hyperlink r:id="rId23">
+      <w:hyperlink r:id="rId25">
         <w:r>
           <w:rPr>
             <w:rFonts w:ascii="Malgun Gothic" w:hAnsi="Malgun Gothic" w:eastAsia="Malgun Gothic"/>

--- a/docs/files/resume-kim-myeongjun.docx
+++ b/docs/files/resume-kim-myeongjun.docx
@@ -816,24 +816,6 @@
     <w:p>
       <w:pPr>
         <w:keepNext/>
-        <w:spacing w:before="300" w:after="140"/>
-        <w:pBdr>
-          <w:bottom w:val="single" w:sz="6" w:space="4" w:color="D9D9D9"/>
-        </w:pBdr>
-      </w:pPr>
-      <w:r>
-        <w:rPr>
-          <w:rFonts w:ascii="Malgun Gothic" w:hAnsi="Malgun Gothic" w:eastAsia="Malgun Gothic"/>
-          <w:b/>
-          <w:color w:val="1C1917"/>
-          <w:sz w:val="23"/>
-        </w:rPr>
-        <w:t>그 외 작업</w:t>
-      </w:r>
-    </w:p>
-    <w:p>
-      <w:pPr>
-        <w:keepNext/>
         <w:tabs>
           <w:tab w:pos="9746" w:val="right"/>
         </w:tabs>
@@ -872,6 +854,52 @@
           <w:color w:val="57534E"/>
           <w:sz w:val="20"/>
         </w:rPr>
+        <w:t xml:space="preserve">역할  </w:t>
+      </w:r>
+      <w:r>
+        <w:rPr>
+          <w:rFonts w:ascii="Malgun Gothic" w:hAnsi="Malgun Gothic" w:eastAsia="Malgun Gothic"/>
+          <w:sz w:val="20"/>
+        </w:rPr>
+        <w:t>WebAuthn 인증 설계 · 구현 · 검증 · 배포</w:t>
+      </w:r>
+    </w:p>
+    <w:p>
+      <w:pPr>
+        <w:keepNext/>
+        <w:spacing w:after="40"/>
+        <w:ind w:left="749" w:hanging="749"/>
+      </w:pPr>
+      <w:r>
+        <w:rPr>
+          <w:rFonts w:ascii="Malgun Gothic" w:hAnsi="Malgun Gothic" w:eastAsia="Malgun Gothic"/>
+          <w:b/>
+          <w:color w:val="57534E"/>
+          <w:sz w:val="20"/>
+        </w:rPr>
+        <w:t xml:space="preserve">담당  </w:t>
+      </w:r>
+      <w:r>
+        <w:rPr>
+          <w:rFonts w:ascii="Malgun Gothic" w:hAnsi="Malgun Gothic" w:eastAsia="Malgun Gothic"/>
+          <w:sz w:val="20"/>
+        </w:rPr>
+        <w:t>WebAuthn 등록·로그인 흐름 설계와 구현, 세션과 Origin·CSRF 검증, 데이터베이스 설계, 공개 배포</w:t>
+      </w:r>
+    </w:p>
+    <w:p>
+      <w:pPr>
+        <w:keepNext/>
+        <w:spacing w:after="40"/>
+        <w:ind w:left="749" w:hanging="749"/>
+      </w:pPr>
+      <w:r>
+        <w:rPr>
+          <w:rFonts w:ascii="Malgun Gothic" w:hAnsi="Malgun Gothic" w:eastAsia="Malgun Gothic"/>
+          <w:b/>
+          <w:color w:val="57534E"/>
+          <w:sz w:val="20"/>
+        </w:rPr>
         <w:t xml:space="preserve">결과  </w:t>
       </w:r>
       <w:r>
@@ -880,6 +908,29 @@
           <w:sz w:val="20"/>
         </w:rPr>
         <w:t>판정 기준 47개를 모두 충족하고 자동 테스트 50개를 통과했습니다. 공개 화면의 비밀번호 입력 칸은 0개이며, 로그인하지 않은 비공개 요청은 401로 거절합니다.</w:t>
+      </w:r>
+    </w:p>
+    <w:p>
+      <w:pPr>
+        <w:keepNext/>
+        <w:spacing w:after="40"/>
+        <w:ind w:left="749" w:hanging="749"/>
+      </w:pPr>
+      <w:r>
+        <w:rPr>
+          <w:rFonts w:ascii="Malgun Gothic" w:hAnsi="Malgun Gothic" w:eastAsia="Malgun Gothic"/>
+          <w:b/>
+          <w:color w:val="57534E"/>
+          <w:sz w:val="20"/>
+        </w:rPr>
+        <w:t xml:space="preserve">기술  </w:t>
+      </w:r>
+      <w:r>
+        <w:rPr>
+          <w:rFonts w:ascii="Malgun Gothic" w:hAnsi="Malgun Gothic" w:eastAsia="Malgun Gothic"/>
+          <w:sz w:val="20"/>
+        </w:rPr>
+        <w:t>Java 25 · Spring Boot · WebAuthn4J · PostgreSQL · Vercel</w:t>
       </w:r>
     </w:p>
     <w:p>
@@ -897,6 +948,24 @@
           <w:t>공개 저장소</w:t>
         </w:r>
       </w:hyperlink>
+    </w:p>
+    <w:p>
+      <w:pPr>
+        <w:keepNext/>
+        <w:spacing w:before="300" w:after="140"/>
+        <w:pBdr>
+          <w:bottom w:val="single" w:sz="6" w:space="4" w:color="D9D9D9"/>
+        </w:pBdr>
+      </w:pPr>
+      <w:r>
+        <w:rPr>
+          <w:rFonts w:ascii="Malgun Gothic" w:hAnsi="Malgun Gothic" w:eastAsia="Malgun Gothic"/>
+          <w:b/>
+          <w:color w:val="1C1917"/>
+          <w:sz w:val="23"/>
+        </w:rPr>
+        <w:t>그 외 작업</w:t>
+      </w:r>
     </w:p>
     <w:p>
       <w:pPr>
@@ -1085,92 +1154,6 @@
           <w:color w:val="1C1917"/>
           <w:sz w:val="22"/>
         </w:rPr>
-        <w:t>4번 과제 · GAME PULSE 데이터 보드</w:t>
-      </w:r>
-      <w:r>
-        <w:rPr>
-          <w:rFonts w:ascii="Malgun Gothic" w:hAnsi="Malgun Gothic" w:eastAsia="Malgun Gothic"/>
-          <w:b w:val="0"/>
-          <w:color w:val="57534E"/>
-          <w:sz w:val="20"/>
-        </w:rPr>
-        <w:tab/>
-        <w:t>2026.08 - 2026.09</w:t>
-      </w:r>
-    </w:p>
-    <w:p>
-      <w:pPr>
-        <w:keepNext/>
-        <w:spacing w:after="40"/>
-        <w:ind w:left="749" w:hanging="749"/>
-      </w:pPr>
-      <w:r>
-        <w:rPr>
-          <w:rFonts w:ascii="Malgun Gothic" w:hAnsi="Malgun Gothic" w:eastAsia="Malgun Gothic"/>
-          <w:b/>
-          <w:color w:val="57534E"/>
-          <w:sz w:val="20"/>
-        </w:rPr>
-        <w:t xml:space="preserve">결과  </w:t>
-      </w:r>
-      <w:r>
-        <w:rPr>
-          <w:rFonts w:ascii="Malgun Gothic" w:hAnsi="Malgun Gothic" w:eastAsia="Malgun Gothic"/>
-          <w:sz w:val="20"/>
-        </w:rPr>
-        <w:t>회귀 테스트 317개를 모두 통과하고 과제 조건 35개의 감사 경로를 남겼습니다. 공개 화면에서 원자료·저장값·계산값·화면값을 손으로 대조할 수 있습니다.</w:t>
-      </w:r>
-    </w:p>
-    <w:p>
-      <w:pPr>
-        <w:keepNext w:val="0"/>
-        <w:spacing w:after="40"/>
-      </w:pPr>
-      <w:hyperlink r:id="rId22">
-        <w:r>
-          <w:rPr>
-            <w:rFonts w:ascii="Malgun Gothic" w:hAnsi="Malgun Gothic" w:eastAsia="Malgun Gothic"/>
-            <w:color w:val="1D4ED8"/>
-            <w:u w:val="single"/>
-          </w:rPr>
-          <w:t>사이트 체험</w:t>
-        </w:r>
-      </w:hyperlink>
-      <w:r>
-        <w:rPr>
-          <w:rFonts w:ascii="Malgun Gothic" w:hAnsi="Malgun Gothic" w:eastAsia="Malgun Gothic"/>
-          <w:b w:val="0"/>
-          <w:color w:val="57534E"/>
-          <w:sz w:val="20"/>
-        </w:rPr>
-        <w:t xml:space="preserve">   ·   </w:t>
-      </w:r>
-      <w:hyperlink r:id="rId23">
-        <w:r>
-          <w:rPr>
-            <w:rFonts w:ascii="Malgun Gothic" w:hAnsi="Malgun Gothic" w:eastAsia="Malgun Gothic"/>
-            <w:color w:val="1D4ED8"/>
-            <w:u w:val="single"/>
-          </w:rPr>
-          <w:t>공개 저장소</w:t>
-        </w:r>
-      </w:hyperlink>
-    </w:p>
-    <w:p>
-      <w:pPr>
-        <w:keepNext/>
-        <w:tabs>
-          <w:tab w:pos="9746" w:val="right"/>
-        </w:tabs>
-        <w:spacing w:before="200" w:after="40"/>
-      </w:pPr>
-      <w:r>
-        <w:rPr>
-          <w:rFonts w:ascii="Malgun Gothic" w:hAnsi="Malgun Gothic" w:eastAsia="Malgun Gothic"/>
-          <w:b/>
-          <w:color w:val="1C1917"/>
-          <w:sz w:val="22"/>
-        </w:rPr>
         <w:t>2번 과제 · SOC SHIFT:30 관제 판단 게임</w:t>
       </w:r>
       <w:r>
@@ -1212,7 +1195,7 @@
         <w:keepNext w:val="0"/>
         <w:spacing w:after="40"/>
       </w:pPr>
-      <w:hyperlink r:id="rId24">
+      <w:hyperlink r:id="rId22">
         <w:r>
           <w:rPr>
             <w:rFonts w:ascii="Malgun Gothic" w:hAnsi="Malgun Gothic" w:eastAsia="Malgun Gothic"/>
@@ -1231,7 +1214,7 @@
         </w:rPr>
         <w:t xml:space="preserve">   ·   </w:t>
       </w:r>
-      <w:hyperlink r:id="rId25">
+      <w:hyperlink r:id="rId23">
         <w:r>
           <w:rPr>
             <w:rFonts w:ascii="Malgun Gothic" w:hAnsi="Malgun Gothic" w:eastAsia="Malgun Gothic"/>

--- a/docs/files/resume-kim-myeongjun.docx
+++ b/docs/files/resume-kim-myeongjun.docx
@@ -179,7 +179,7 @@
           <w:rFonts w:ascii="Malgun Gothic" w:hAnsi="Malgun Gothic" w:eastAsia="Malgun Gothic"/>
           <w:sz w:val="21"/>
         </w:rPr>
-        <w:t>CICIDS2017 2,830,743건으로 분할 방식에 따른 탐지 성능 격차(Macro F1 0.9979 → 0.3871)를 검증하고 재현 자료와 논문을 공개했습니다.</w:t>
+        <w:t>CICIDS2017 2,830,743건으로 분할 방식에 따른 탐지 성능 격차(Macro F1 0.9979 → 0.3871)를 검증해 논문으로 공개하고, 이 결과를 보안 AI 성능 숫자를 점검하는 도구 ExplainSOC로 만들었습니다.</w:t>
       </w:r>
     </w:p>
     <w:p>
@@ -982,7 +982,7 @@
           <w:color w:val="1C1917"/>
           <w:sz w:val="22"/>
         </w:rPr>
-        <w:t>5번 과제 · 대화 없이 넘긴 AI 인계</w:t>
+        <w:t>7번 과제 · 플랜두씨 다이어리 계정 인증</w:t>
       </w:r>
       <w:r>
         <w:rPr>
@@ -992,7 +992,7 @@
           <w:sz w:val="20"/>
         </w:rPr>
         <w:tab/>
-        <w:t>2026.08 - 2026.09</w:t>
+        <w:t>2026.09</w:t>
       </w:r>
     </w:p>
     <w:p>
@@ -1015,7 +1015,7 @@
           <w:rFonts w:ascii="Malgun Gothic" w:hAnsi="Malgun Gothic" w:eastAsia="Malgun Gothic"/>
           <w:sz w:val="20"/>
         </w:rPr>
-        <w:t>고정 검사 10개를 모두 통과하고 단위 테스트 85개와 Chromium E2E 38개를 유지했으며, 사람이 코드를 다시 고치거나 같은 내용을 재설명한 일은 없었습니다.</w:t>
+        <w:t>백엔드 테스트 319개와 프런트엔드 76개를 통과했고, 다른 계정 자료 접근과 재사용된 토큰이 거절되는 동작을 요청·응답 증거로 남겼습니다.</w:t>
       </w:r>
     </w:p>
     <w:p>
@@ -1030,7 +1030,7 @@
             <w:color w:val="1D4ED8"/>
             <w:u w:val="single"/>
           </w:rPr>
-          <w:t>사이트 체험</w:t>
+          <w:t>서비스 체험 · 첫 접속 느림</w:t>
         </w:r>
       </w:hyperlink>
       <w:r>
@@ -1049,7 +1049,7 @@
             <w:color w:val="1D4ED8"/>
             <w:u w:val="single"/>
           </w:rPr>
-          <w:t>인계 결과 보기</w:t>
+          <w:t>인증 설명서</w:t>
         </w:r>
       </w:hyperlink>
       <w:r>
